--- a/docs/documentation.docx
+++ b/docs/documentation.docx
@@ -542,15 +542,7 @@
     </w:p>
     <w:p>
       <w:r>
-        <w:t xml:space="preserve">I started integrating NRF24L01 transceivers with Raspberry Pi Pico microcontroller modules using </w:t>
-      </w:r>
-      <w:proofErr w:type="spellStart"/>
-      <w:r>
-        <w:t>micropython</w:t>
-      </w:r>
-      <w:proofErr w:type="spellEnd"/>
-      <w:r>
-        <w:t xml:space="preserve">, but I quickly ran into trouble getting the example code to work reliably. This project is meant to document the issues and potential fixes, thus </w:t>
+        <w:t xml:space="preserve">I started integrating NRF24L01 transceivers with Raspberry Pi Pico microcontroller modules using micropython, but I quickly ran into trouble getting the example code to work reliably. This project is meant to document the issues and potential fixes, thus </w:t>
       </w:r>
       <w:r>
         <w:t>leading to</w:t>
@@ -580,31 +572,223 @@
         <w:t xml:space="preserve">I am using Raspberry Pi Pico (rp2040) modules as my microcontroller of choice. </w:t>
       </w:r>
       <w:r>
-        <w:t xml:space="preserve">Picos are relatively inexpensive and are breadboard-friendly. Furthermore, they can run </w:t>
-      </w:r>
-      <w:proofErr w:type="spellStart"/>
-      <w:r>
-        <w:t>micropython</w:t>
-      </w:r>
-      <w:proofErr w:type="spellEnd"/>
-      <w:r>
-        <w:t xml:space="preserve"> which eases the software development effort.</w:t>
+        <w:t>Picos are relatively inexpensive and are breadboard-friendly. Furthermore, they can run micropython which eases the software development effort.</w:t>
       </w:r>
     </w:p>
     <w:p>
       <w:pPr>
         <w:pStyle w:val="Heading1"/>
-      </w:pPr>
-      <w:r>
-        <w:t xml:space="preserve">Problem 1: Initiator No Ack </w:t>
-      </w:r>
-      <w:proofErr w:type="gramStart"/>
-      <w:r>
-        <w:t>From</w:t>
-      </w:r>
-      <w:proofErr w:type="gramEnd"/>
-      <w:r>
-        <w:t xml:space="preserve"> Responder</w:t>
+        <w:tabs>
+          <w:tab w:val="left" w:pos="1770"/>
+        </w:tabs>
+      </w:pPr>
+      <w:r>
+        <w:t>Hardware</w:t>
+      </w:r>
+    </w:p>
+    <w:p>
+      <w:pPr>
+        <w:pStyle w:val="Heading2"/>
+      </w:pPr>
+      <w:r>
+        <w:t>NRF24L01</w:t>
+      </w:r>
+    </w:p>
+    <w:p>
+      <w:r>
+        <w:t>There are two different styles of NRF24L01 transceiver modules that can be used. One is the bare-bones, dirt-cheap, self-contained module with PCB routed antenna. The other is “PA+LNA” module with external SMA attached antenna.</w:t>
+      </w:r>
+    </w:p>
+    <w:p>
+      <w:pPr>
+        <w:pStyle w:val="ListParagraph"/>
+        <w:numPr>
+          <w:ilvl w:val="0"/>
+          <w:numId w:val="1"/>
+        </w:numPr>
+      </w:pPr>
+      <w:hyperlink r:id="rId6" w:history="1">
+        <w:r>
+          <w:rPr>
+            <w:rStyle w:val="Hyperlink"/>
+          </w:rPr>
+          <w:t>NRF24L01+ Wireless Transceiver Module2.4G Wireless Transceiver Module</w:t>
+        </w:r>
+      </w:hyperlink>
+    </w:p>
+    <w:p>
+      <w:pPr>
+        <w:pStyle w:val="ListParagraph"/>
+        <w:numPr>
+          <w:ilvl w:val="0"/>
+          <w:numId w:val="1"/>
+        </w:numPr>
+      </w:pPr>
+      <w:hyperlink r:id="rId7" w:history="1">
+        <w:r>
+          <w:rPr>
+            <w:rStyle w:val="Hyperlink"/>
+          </w:rPr>
+          <w:t>NRF24L01+PA+LNA Wireless Transceiver RF Transceiver Module with SMA Antenna 2.4G 1100m</w:t>
+        </w:r>
+      </w:hyperlink>
+    </w:p>
+    <w:p>
+      <w:r>
+        <w:t>Both modules have the same pinout, 2x4 male pin header. However, this pinout is NOT breadboard friendly</w:t>
+      </w:r>
+      <w:r>
+        <w:t>. Wiring can be done using dupont style jumper wires. Another option is to use some sort of breakout board made specifically for this pinout. Either way, it is suggested to use a 10uF decoupling capacitor as close as possible to the transceiver power/ground pins.</w:t>
+      </w:r>
+    </w:p>
+    <w:p>
+      <w:pPr>
+        <w:pStyle w:val="Heading2"/>
+      </w:pPr>
+      <w:r>
+        <w:t>Raspberry Pi Pico (RP2040)</w:t>
+      </w:r>
+    </w:p>
+    <w:p>
+      <w:r>
+        <w:t>This is the cheaper (approximately $5) pico module that does not support WIFI connectivity. This module is breadboard friendly, powered by USB, and supplies sufficient 3.3V power for the transceiver.</w:t>
+      </w:r>
+    </w:p>
+    <w:p>
+      <w:pPr>
+        <w:pStyle w:val="Heading1"/>
+      </w:pPr>
+      <w:r>
+        <w:t>Software</w:t>
+      </w:r>
+    </w:p>
+    <w:p>
+      <w:pPr>
+        <w:pStyle w:val="Heading2"/>
+      </w:pPr>
+      <w:r>
+        <w:t>Language</w:t>
+      </w:r>
+    </w:p>
+    <w:p>
+      <w:r>
+        <w:t xml:space="preserve">Micropython </w:t>
+      </w:r>
+      <w:r>
+        <w:t xml:space="preserve">(v1.22.2) </w:t>
+      </w:r>
+      <w:r>
+        <w:t>is the language of choice for this project as it does not require compiling when making code changes.</w:t>
+      </w:r>
+      <w:r>
+        <w:t xml:space="preserve"> The IDE used is Thonny (v4.1.4).</w:t>
+      </w:r>
+    </w:p>
+    <w:p>
+      <w:pPr>
+        <w:pStyle w:val="ListParagraph"/>
+        <w:numPr>
+          <w:ilvl w:val="0"/>
+          <w:numId w:val="2"/>
+        </w:numPr>
+      </w:pPr>
+      <w:hyperlink r:id="rId8" w:history="1">
+        <w:r>
+          <w:rPr>
+            <w:rStyle w:val="Hyperlink"/>
+          </w:rPr>
+          <w:t>Micropython</w:t>
+        </w:r>
+      </w:hyperlink>
+    </w:p>
+    <w:p>
+      <w:pPr>
+        <w:pStyle w:val="ListParagraph"/>
+        <w:numPr>
+          <w:ilvl w:val="0"/>
+          <w:numId w:val="2"/>
+        </w:numPr>
+      </w:pPr>
+      <w:hyperlink r:id="rId9" w:history="1">
+        <w:r>
+          <w:rPr>
+            <w:rStyle w:val="Hyperlink"/>
+          </w:rPr>
+          <w:t>Thonny</w:t>
+        </w:r>
+      </w:hyperlink>
+    </w:p>
+    <w:p>
+      <w:pPr>
+        <w:pStyle w:val="Heading2"/>
+      </w:pPr>
+      <w:r>
+        <w:lastRenderedPageBreak/>
+        <w:t>Example Code</w:t>
+      </w:r>
+    </w:p>
+    <w:p>
+      <w:r>
+        <w:t>The test code used is based heavily on code from a github repository called micropython-lib. In particular I pulled the nrf24l01.py driver from here as well as a basic test suite called nrf24l01test.py.</w:t>
+      </w:r>
+    </w:p>
+    <w:p>
+      <w:pPr>
+        <w:pStyle w:val="ListParagraph"/>
+        <w:numPr>
+          <w:ilvl w:val="0"/>
+          <w:numId w:val="3"/>
+        </w:numPr>
+      </w:pPr>
+      <w:hyperlink r:id="rId10" w:history="1">
+        <w:r>
+          <w:rPr>
+            <w:rStyle w:val="Hyperlink"/>
+          </w:rPr>
+          <w:t>Github Code Folder</w:t>
+        </w:r>
+      </w:hyperlink>
+    </w:p>
+    <w:p>
+      <w:r>
+        <w:t>I modified the test suite to use a class and to support configuring different aspects of the transceiver setup. In particular, I can specify each of the following attributes.</w:t>
+      </w:r>
+    </w:p>
+    <w:p>
+      <w:pPr>
+        <w:pStyle w:val="Heading3"/>
+        <w:tabs>
+          <w:tab w:val="left" w:pos="3840"/>
+        </w:tabs>
+      </w:pPr>
+      <w:r>
+        <w:t>Driver Name (driver_name)</w:t>
+      </w:r>
+    </w:p>
+    <w:p>
+      <w:r>
+        <w:t>While experimenting with various workarounds and fixes in the driver, it made sense to specify the actual driver used. Drivers would live in the drivers folder and start with “nrf24l01” and end with “.py”.</w:t>
+      </w:r>
+    </w:p>
+    <w:p>
+      <w:pPr>
+        <w:pStyle w:val="Heading3"/>
+      </w:pPr>
+      <w:r>
+        <w:t>CE GPIO Number (ce_gpio)</w:t>
+      </w:r>
+    </w:p>
+    <w:p>
+      <w:r>
+        <w:t>For wiring purposes it made sense to use adjacent pins on the Pico controller as much as possible. One stretch of GPIO pins have SPI functionality. The next closest pin to use for CE is GPIO20.</w:t>
+      </w:r>
+    </w:p>
+    <w:p>
+      <w:pPr>
+        <w:pStyle w:val="Heading1"/>
+      </w:pPr>
+      <w:r>
+        <w:t>Problem 1: Initiator No Ack From Responder</w:t>
       </w:r>
     </w:p>
     <w:p>
@@ -630,6 +814,278 @@
     </w:sectPr>
   </w:body>
 </w:document>
+</file>
+
+<file path=word/numbering.xml><?xml version="1.0" encoding="utf-8"?>
+<w:numbering xmlns:wpc="http://schemas.microsoft.com/office/word/2010/wordprocessingCanvas" xmlns:cx="http://schemas.microsoft.com/office/drawing/2014/chartex" xmlns:cx1="http://schemas.microsoft.com/office/drawing/2015/9/8/chartex" xmlns:cx2="http://schemas.microsoft.com/office/drawing/2015/10/21/chartex" xmlns:cx3="http://schemas.microsoft.com/office/drawing/2016/5/9/chartex" xmlns:cx4="http://schemas.microsoft.com/office/drawing/2016/5/10/chartex" xmlns:cx5="http://schemas.microsoft.com/office/drawing/2016/5/11/chartex" xmlns:cx6="http://schemas.microsoft.com/office/drawing/2016/5/12/chartex" xmlns:cx7="http://schemas.microsoft.com/office/drawing/2016/5/13/chartex" xmlns:cx8="http://schemas.microsoft.com/office/drawing/2016/5/14/chartex" xmlns:mc="http://schemas.openxmlformats.org/markup-compatibility/2006" xmlns:aink="http://schemas.microsoft.com/office/drawing/2016/ink" xmlns:am3d="http://schemas.microsoft.com/office/drawing/2017/model3d" xmlns:o="urn:schemas-microsoft-com:office:office" xmlns:oel="http://schemas.microsoft.com/office/2019/extlst" xmlns:r="http://schemas.openxmlformats.org/officeDocument/2006/relationships" xmlns:m="http://schemas.openxmlformats.org/officeDocument/2006/math" xmlns:v="urn:schemas-microsoft-com:vml" xmlns:wp14="http://schemas.microsoft.com/office/word/2010/wordprocessingDrawing" xmlns:wp="http://schemas.openxmlformats.org/drawingml/2006/wordprocessingDrawing" xmlns:w10="urn:schemas-microsoft-com:office:word" xmlns:w="http://schemas.openxmlformats.org/wordprocessingml/2006/main" xmlns:w14="http://schemas.microsoft.com/office/word/2010/wordml" xmlns:w15="http://schemas.microsoft.com/office/word/2012/wordml" xmlns:w16cex="http://schemas.microsoft.com/office/word/2018/wordml/cex" xmlns:w16cid="http://schemas.microsoft.com/office/word/2016/wordml/cid" xmlns:w16="http://schemas.microsoft.com/office/word/2018/wordml" xmlns:w16du="http://schemas.microsoft.com/office/word/2023/wordml/word16du" xmlns:w16sdtdh="http://schemas.microsoft.com/office/word/2020/wordml/sdtdatahash" xmlns:w16se="http://schemas.microsoft.com/office/word/2015/wordml/symex" xmlns:wpg="http://schemas.microsoft.com/office/word/2010/wordprocessingGroup" xmlns:wpi="http://schemas.microsoft.com/office/word/2010/wordprocessingInk" xmlns:wne="http://schemas.microsoft.com/office/word/2006/wordml" xmlns:wps="http://schemas.microsoft.com/office/word/2010/wordprocessingShape" mc:Ignorable="w14 w15 w16se w16cid w16 w16cex w16sdtdh w16du wp14">
+  <w:abstractNum w:abstractNumId="0" w15:restartNumberingAfterBreak="0">
+    <w:nsid w:val="370F7C57"/>
+    <w:multiLevelType w:val="hybridMultilevel"/>
+    <w:tmpl w:val="C61E2B12"/>
+    <w:lvl w:ilvl="0" w:tplc="0409000F">
+      <w:start w:val="1"/>
+      <w:numFmt w:val="decimal"/>
+      <w:lvlText w:val="%1."/>
+      <w:lvlJc w:val="left"/>
+      <w:pPr>
+        <w:ind w:left="720" w:hanging="360"/>
+      </w:pPr>
+    </w:lvl>
+    <w:lvl w:ilvl="1" w:tplc="04090019" w:tentative="1">
+      <w:start w:val="1"/>
+      <w:numFmt w:val="lowerLetter"/>
+      <w:lvlText w:val="%2."/>
+      <w:lvlJc w:val="left"/>
+      <w:pPr>
+        <w:ind w:left="1440" w:hanging="360"/>
+      </w:pPr>
+    </w:lvl>
+    <w:lvl w:ilvl="2" w:tplc="0409001B" w:tentative="1">
+      <w:start w:val="1"/>
+      <w:numFmt w:val="lowerRoman"/>
+      <w:lvlText w:val="%3."/>
+      <w:lvlJc w:val="right"/>
+      <w:pPr>
+        <w:ind w:left="2160" w:hanging="180"/>
+      </w:pPr>
+    </w:lvl>
+    <w:lvl w:ilvl="3" w:tplc="0409000F" w:tentative="1">
+      <w:start w:val="1"/>
+      <w:numFmt w:val="decimal"/>
+      <w:lvlText w:val="%4."/>
+      <w:lvlJc w:val="left"/>
+      <w:pPr>
+        <w:ind w:left="2880" w:hanging="360"/>
+      </w:pPr>
+    </w:lvl>
+    <w:lvl w:ilvl="4" w:tplc="04090019" w:tentative="1">
+      <w:start w:val="1"/>
+      <w:numFmt w:val="lowerLetter"/>
+      <w:lvlText w:val="%5."/>
+      <w:lvlJc w:val="left"/>
+      <w:pPr>
+        <w:ind w:left="3600" w:hanging="360"/>
+      </w:pPr>
+    </w:lvl>
+    <w:lvl w:ilvl="5" w:tplc="0409001B" w:tentative="1">
+      <w:start w:val="1"/>
+      <w:numFmt w:val="lowerRoman"/>
+      <w:lvlText w:val="%6."/>
+      <w:lvlJc w:val="right"/>
+      <w:pPr>
+        <w:ind w:left="4320" w:hanging="180"/>
+      </w:pPr>
+    </w:lvl>
+    <w:lvl w:ilvl="6" w:tplc="0409000F" w:tentative="1">
+      <w:start w:val="1"/>
+      <w:numFmt w:val="decimal"/>
+      <w:lvlText w:val="%7."/>
+      <w:lvlJc w:val="left"/>
+      <w:pPr>
+        <w:ind w:left="5040" w:hanging="360"/>
+      </w:pPr>
+    </w:lvl>
+    <w:lvl w:ilvl="7" w:tplc="04090019" w:tentative="1">
+      <w:start w:val="1"/>
+      <w:numFmt w:val="lowerLetter"/>
+      <w:lvlText w:val="%8."/>
+      <w:lvlJc w:val="left"/>
+      <w:pPr>
+        <w:ind w:left="5760" w:hanging="360"/>
+      </w:pPr>
+    </w:lvl>
+    <w:lvl w:ilvl="8" w:tplc="0409001B" w:tentative="1">
+      <w:start w:val="1"/>
+      <w:numFmt w:val="lowerRoman"/>
+      <w:lvlText w:val="%9."/>
+      <w:lvlJc w:val="right"/>
+      <w:pPr>
+        <w:ind w:left="6480" w:hanging="180"/>
+      </w:pPr>
+    </w:lvl>
+  </w:abstractNum>
+  <w:abstractNum w:abstractNumId="1" w15:restartNumberingAfterBreak="0">
+    <w:nsid w:val="4B303EF8"/>
+    <w:multiLevelType w:val="hybridMultilevel"/>
+    <w:tmpl w:val="C9E04DBE"/>
+    <w:lvl w:ilvl="0" w:tplc="0409000F">
+      <w:start w:val="1"/>
+      <w:numFmt w:val="decimal"/>
+      <w:lvlText w:val="%1."/>
+      <w:lvlJc w:val="left"/>
+      <w:pPr>
+        <w:ind w:left="720" w:hanging="360"/>
+      </w:pPr>
+    </w:lvl>
+    <w:lvl w:ilvl="1" w:tplc="04090019" w:tentative="1">
+      <w:start w:val="1"/>
+      <w:numFmt w:val="lowerLetter"/>
+      <w:lvlText w:val="%2."/>
+      <w:lvlJc w:val="left"/>
+      <w:pPr>
+        <w:ind w:left="1440" w:hanging="360"/>
+      </w:pPr>
+    </w:lvl>
+    <w:lvl w:ilvl="2" w:tplc="0409001B" w:tentative="1">
+      <w:start w:val="1"/>
+      <w:numFmt w:val="lowerRoman"/>
+      <w:lvlText w:val="%3."/>
+      <w:lvlJc w:val="right"/>
+      <w:pPr>
+        <w:ind w:left="2160" w:hanging="180"/>
+      </w:pPr>
+    </w:lvl>
+    <w:lvl w:ilvl="3" w:tplc="0409000F" w:tentative="1">
+      <w:start w:val="1"/>
+      <w:numFmt w:val="decimal"/>
+      <w:lvlText w:val="%4."/>
+      <w:lvlJc w:val="left"/>
+      <w:pPr>
+        <w:ind w:left="2880" w:hanging="360"/>
+      </w:pPr>
+    </w:lvl>
+    <w:lvl w:ilvl="4" w:tplc="04090019" w:tentative="1">
+      <w:start w:val="1"/>
+      <w:numFmt w:val="lowerLetter"/>
+      <w:lvlText w:val="%5."/>
+      <w:lvlJc w:val="left"/>
+      <w:pPr>
+        <w:ind w:left="3600" w:hanging="360"/>
+      </w:pPr>
+    </w:lvl>
+    <w:lvl w:ilvl="5" w:tplc="0409001B" w:tentative="1">
+      <w:start w:val="1"/>
+      <w:numFmt w:val="lowerRoman"/>
+      <w:lvlText w:val="%6."/>
+      <w:lvlJc w:val="right"/>
+      <w:pPr>
+        <w:ind w:left="4320" w:hanging="180"/>
+      </w:pPr>
+    </w:lvl>
+    <w:lvl w:ilvl="6" w:tplc="0409000F" w:tentative="1">
+      <w:start w:val="1"/>
+      <w:numFmt w:val="decimal"/>
+      <w:lvlText w:val="%7."/>
+      <w:lvlJc w:val="left"/>
+      <w:pPr>
+        <w:ind w:left="5040" w:hanging="360"/>
+      </w:pPr>
+    </w:lvl>
+    <w:lvl w:ilvl="7" w:tplc="04090019" w:tentative="1">
+      <w:start w:val="1"/>
+      <w:numFmt w:val="lowerLetter"/>
+      <w:lvlText w:val="%8."/>
+      <w:lvlJc w:val="left"/>
+      <w:pPr>
+        <w:ind w:left="5760" w:hanging="360"/>
+      </w:pPr>
+    </w:lvl>
+    <w:lvl w:ilvl="8" w:tplc="0409001B" w:tentative="1">
+      <w:start w:val="1"/>
+      <w:numFmt w:val="lowerRoman"/>
+      <w:lvlText w:val="%9."/>
+      <w:lvlJc w:val="right"/>
+      <w:pPr>
+        <w:ind w:left="6480" w:hanging="180"/>
+      </w:pPr>
+    </w:lvl>
+  </w:abstractNum>
+  <w:abstractNum w:abstractNumId="2" w15:restartNumberingAfterBreak="0">
+    <w:nsid w:val="61525CD5"/>
+    <w:multiLevelType w:val="hybridMultilevel"/>
+    <w:tmpl w:val="4470D7B8"/>
+    <w:lvl w:ilvl="0" w:tplc="0409000F">
+      <w:start w:val="1"/>
+      <w:numFmt w:val="decimal"/>
+      <w:lvlText w:val="%1."/>
+      <w:lvlJc w:val="left"/>
+      <w:pPr>
+        <w:ind w:left="720" w:hanging="360"/>
+      </w:pPr>
+    </w:lvl>
+    <w:lvl w:ilvl="1" w:tplc="04090019" w:tentative="1">
+      <w:start w:val="1"/>
+      <w:numFmt w:val="lowerLetter"/>
+      <w:lvlText w:val="%2."/>
+      <w:lvlJc w:val="left"/>
+      <w:pPr>
+        <w:ind w:left="1440" w:hanging="360"/>
+      </w:pPr>
+    </w:lvl>
+    <w:lvl w:ilvl="2" w:tplc="0409001B" w:tentative="1">
+      <w:start w:val="1"/>
+      <w:numFmt w:val="lowerRoman"/>
+      <w:lvlText w:val="%3."/>
+      <w:lvlJc w:val="right"/>
+      <w:pPr>
+        <w:ind w:left="2160" w:hanging="180"/>
+      </w:pPr>
+    </w:lvl>
+    <w:lvl w:ilvl="3" w:tplc="0409000F" w:tentative="1">
+      <w:start w:val="1"/>
+      <w:numFmt w:val="decimal"/>
+      <w:lvlText w:val="%4."/>
+      <w:lvlJc w:val="left"/>
+      <w:pPr>
+        <w:ind w:left="2880" w:hanging="360"/>
+      </w:pPr>
+    </w:lvl>
+    <w:lvl w:ilvl="4" w:tplc="04090019" w:tentative="1">
+      <w:start w:val="1"/>
+      <w:numFmt w:val="lowerLetter"/>
+      <w:lvlText w:val="%5."/>
+      <w:lvlJc w:val="left"/>
+      <w:pPr>
+        <w:ind w:left="3600" w:hanging="360"/>
+      </w:pPr>
+    </w:lvl>
+    <w:lvl w:ilvl="5" w:tplc="0409001B" w:tentative="1">
+      <w:start w:val="1"/>
+      <w:numFmt w:val="lowerRoman"/>
+      <w:lvlText w:val="%6."/>
+      <w:lvlJc w:val="right"/>
+      <w:pPr>
+        <w:ind w:left="4320" w:hanging="180"/>
+      </w:pPr>
+    </w:lvl>
+    <w:lvl w:ilvl="6" w:tplc="0409000F" w:tentative="1">
+      <w:start w:val="1"/>
+      <w:numFmt w:val="decimal"/>
+      <w:lvlText w:val="%7."/>
+      <w:lvlJc w:val="left"/>
+      <w:pPr>
+        <w:ind w:left="5040" w:hanging="360"/>
+      </w:pPr>
+    </w:lvl>
+    <w:lvl w:ilvl="7" w:tplc="04090019" w:tentative="1">
+      <w:start w:val="1"/>
+      <w:numFmt w:val="lowerLetter"/>
+      <w:lvlText w:val="%8."/>
+      <w:lvlJc w:val="left"/>
+      <w:pPr>
+        <w:ind w:left="5760" w:hanging="360"/>
+      </w:pPr>
+    </w:lvl>
+    <w:lvl w:ilvl="8" w:tplc="0409001B" w:tentative="1">
+      <w:start w:val="1"/>
+      <w:numFmt w:val="lowerRoman"/>
+      <w:lvlText w:val="%9."/>
+      <w:lvlJc w:val="right"/>
+      <w:pPr>
+        <w:ind w:left="6480" w:hanging="180"/>
+      </w:pPr>
+    </w:lvl>
+  </w:abstractNum>
+  <w:num w:numId="1" w16cid:durableId="1933775000">
+    <w:abstractNumId w:val="1"/>
+  </w:num>
+  <w:num w:numId="2" w16cid:durableId="1585842527">
+    <w:abstractNumId w:val="0"/>
+  </w:num>
+  <w:num w:numId="3" w16cid:durableId="777796934">
+    <w:abstractNumId w:val="2"/>
+  </w:num>
+</w:numbering>
 </file>
 
 <file path=word/styles.xml><?xml version="1.0" encoding="utf-8"?>
@@ -1076,6 +1532,28 @@
       <w:szCs w:val="26"/>
     </w:rPr>
   </w:style>
+  <w:style w:type="paragraph" w:styleId="Heading3">
+    <w:name w:val="heading 3"/>
+    <w:basedOn w:val="Normal"/>
+    <w:next w:val="Normal"/>
+    <w:link w:val="Heading3Char"/>
+    <w:uiPriority w:val="9"/>
+    <w:unhideWhenUsed/>
+    <w:qFormat/>
+    <w:rsid w:val="0066709C"/>
+    <w:pPr>
+      <w:keepNext/>
+      <w:keepLines/>
+      <w:spacing w:before="40" w:after="0"/>
+      <w:outlineLvl w:val="2"/>
+    </w:pPr>
+    <w:rPr>
+      <w:rFonts w:asciiTheme="majorHAnsi" w:eastAsiaTheme="majorEastAsia" w:hAnsiTheme="majorHAnsi" w:cstheme="majorBidi"/>
+      <w:color w:val="1F3763" w:themeColor="accent1" w:themeShade="7F"/>
+      <w:sz w:val="24"/>
+      <w:szCs w:val="24"/>
+    </w:rPr>
+  </w:style>
   <w:style w:type="character" w:default="1" w:styleId="DefaultParagraphFont">
     <w:name w:val="Default Paragraph Font"/>
     <w:uiPriority w:val="1"/>
@@ -1154,6 +1632,53 @@
       <w:color w:val="2F5496" w:themeColor="accent1" w:themeShade="BF"/>
       <w:sz w:val="26"/>
       <w:szCs w:val="26"/>
+    </w:rPr>
+  </w:style>
+  <w:style w:type="paragraph" w:styleId="ListParagraph">
+    <w:name w:val="List Paragraph"/>
+    <w:basedOn w:val="Normal"/>
+    <w:uiPriority w:val="34"/>
+    <w:qFormat/>
+    <w:rsid w:val="00165F4D"/>
+    <w:pPr>
+      <w:ind w:left="720"/>
+      <w:contextualSpacing/>
+    </w:pPr>
+  </w:style>
+  <w:style w:type="character" w:styleId="Hyperlink">
+    <w:name w:val="Hyperlink"/>
+    <w:basedOn w:val="DefaultParagraphFont"/>
+    <w:uiPriority w:val="99"/>
+    <w:unhideWhenUsed/>
+    <w:rsid w:val="00165F4D"/>
+    <w:rPr>
+      <w:color w:val="0563C1" w:themeColor="hyperlink"/>
+      <w:u w:val="single"/>
+    </w:rPr>
+  </w:style>
+  <w:style w:type="character" w:styleId="UnresolvedMention">
+    <w:name w:val="Unresolved Mention"/>
+    <w:basedOn w:val="DefaultParagraphFont"/>
+    <w:uiPriority w:val="99"/>
+    <w:semiHidden/>
+    <w:unhideWhenUsed/>
+    <w:rsid w:val="00165F4D"/>
+    <w:rPr>
+      <w:color w:val="605E5C"/>
+      <w:shd w:val="clear" w:color="auto" w:fill="E1DFDD"/>
+    </w:rPr>
+  </w:style>
+  <w:style w:type="character" w:customStyle="1" w:styleId="Heading3Char">
+    <w:name w:val="Heading 3 Char"/>
+    <w:basedOn w:val="DefaultParagraphFont"/>
+    <w:link w:val="Heading3"/>
+    <w:uiPriority w:val="9"/>
+    <w:rsid w:val="0066709C"/>
+    <w:rPr>
+      <w:rFonts w:asciiTheme="majorHAnsi" w:eastAsiaTheme="majorEastAsia" w:hAnsiTheme="majorHAnsi" w:cstheme="majorBidi"/>
+      <w:color w:val="1F3763" w:themeColor="accent1" w:themeShade="7F"/>
+      <w:sz w:val="24"/>
+      <w:szCs w:val="24"/>
     </w:rPr>
   </w:style>
 </w:styles>

--- a/docs/documentation.docx
+++ b/docs/documentation.docx
@@ -90,7 +90,7 @@
                                   <w:pStyle w:val="NoSpacing"/>
                                   <w:spacing w:before="40" w:after="560" w:line="216" w:lineRule="auto"/>
                                   <w:rPr>
-                                    <w:color w:val="4472C4" w:themeColor="accent1"/>
+                                    <w:color w:val="6F6F6F" w:themeColor="accent1"/>
                                     <w:sz w:val="72"/>
                                     <w:szCs w:val="72"/>
                                   </w:rPr>
@@ -98,7 +98,7 @@
                                 <w:sdt>
                                   <w:sdtPr>
                                     <w:rPr>
-                                      <w:color w:val="4472C4" w:themeColor="accent1"/>
+                                      <w:color w:val="6F6F6F" w:themeColor="accent1"/>
                                       <w:sz w:val="72"/>
                                       <w:szCs w:val="72"/>
                                     </w:rPr>
@@ -111,7 +111,7 @@
                                   <w:sdtContent>
                                     <w:r>
                                       <w:rPr>
-                                        <w:color w:val="4472C4" w:themeColor="accent1"/>
+                                        <w:color w:val="6F6F6F" w:themeColor="accent1"/>
                                         <w:sz w:val="72"/>
                                         <w:szCs w:val="72"/>
                                       </w:rPr>
@@ -124,7 +124,7 @@
                                 <w:sdtPr>
                                   <w:rPr>
                                     <w:caps/>
-                                    <w:color w:val="1F4E79" w:themeColor="accent5" w:themeShade="80"/>
+                                    <w:color w:val="82520E" w:themeColor="accent5" w:themeShade="80"/>
                                     <w:sz w:val="28"/>
                                     <w:szCs w:val="28"/>
                                   </w:rPr>
@@ -141,7 +141,7 @@
                                       <w:spacing w:before="40" w:after="40"/>
                                       <w:rPr>
                                         <w:caps/>
-                                        <w:color w:val="1F4E79" w:themeColor="accent5" w:themeShade="80"/>
+                                        <w:color w:val="82520E" w:themeColor="accent5" w:themeShade="80"/>
                                         <w:sz w:val="28"/>
                                         <w:szCs w:val="28"/>
                                       </w:rPr>
@@ -149,7 +149,7 @@
                                     <w:r>
                                       <w:rPr>
                                         <w:caps/>
-                                        <w:color w:val="1F4E79" w:themeColor="accent5" w:themeShade="80"/>
+                                        <w:color w:val="82520E" w:themeColor="accent5" w:themeShade="80"/>
                                         <w:sz w:val="28"/>
                                         <w:szCs w:val="28"/>
                                       </w:rPr>
@@ -162,7 +162,7 @@
                                 <w:sdtPr>
                                   <w:rPr>
                                     <w:caps/>
-                                    <w:color w:val="5B9BD5" w:themeColor="accent5"/>
+                                    <w:color w:val="E9A039" w:themeColor="accent5"/>
                                     <w:sz w:val="24"/>
                                     <w:szCs w:val="24"/>
                                   </w:rPr>
@@ -179,7 +179,7 @@
                                       <w:spacing w:before="80" w:after="40"/>
                                       <w:rPr>
                                         <w:caps/>
-                                        <w:color w:val="5B9BD5" w:themeColor="accent5"/>
+                                        <w:color w:val="E9A039" w:themeColor="accent5"/>
                                         <w:sz w:val="24"/>
                                         <w:szCs w:val="24"/>
                                       </w:rPr>
@@ -187,7 +187,7 @@
                                     <w:r>
                                       <w:rPr>
                                         <w:caps/>
-                                        <w:color w:val="5B9BD5" w:themeColor="accent5"/>
+                                        <w:color w:val="E9A039" w:themeColor="accent5"/>
                                         <w:sz w:val="24"/>
                                         <w:szCs w:val="24"/>
                                       </w:rPr>
@@ -230,7 +230,7 @@
                             <w:pStyle w:val="NoSpacing"/>
                             <w:spacing w:before="40" w:after="560" w:line="216" w:lineRule="auto"/>
                             <w:rPr>
-                              <w:color w:val="4472C4" w:themeColor="accent1"/>
+                              <w:color w:val="6F6F6F" w:themeColor="accent1"/>
                               <w:sz w:val="72"/>
                               <w:szCs w:val="72"/>
                             </w:rPr>
@@ -238,7 +238,7 @@
                           <w:sdt>
                             <w:sdtPr>
                               <w:rPr>
-                                <w:color w:val="4472C4" w:themeColor="accent1"/>
+                                <w:color w:val="6F6F6F" w:themeColor="accent1"/>
                                 <w:sz w:val="72"/>
                                 <w:szCs w:val="72"/>
                               </w:rPr>
@@ -251,7 +251,7 @@
                             <w:sdtContent>
                               <w:r>
                                 <w:rPr>
-                                  <w:color w:val="4472C4" w:themeColor="accent1"/>
+                                  <w:color w:val="6F6F6F" w:themeColor="accent1"/>
                                   <w:sz w:val="72"/>
                                   <w:szCs w:val="72"/>
                                 </w:rPr>
@@ -264,7 +264,7 @@
                           <w:sdtPr>
                             <w:rPr>
                               <w:caps/>
-                              <w:color w:val="1F4E79" w:themeColor="accent5" w:themeShade="80"/>
+                              <w:color w:val="82520E" w:themeColor="accent5" w:themeShade="80"/>
                               <w:sz w:val="28"/>
                               <w:szCs w:val="28"/>
                             </w:rPr>
@@ -281,7 +281,7 @@
                                 <w:spacing w:before="40" w:after="40"/>
                                 <w:rPr>
                                   <w:caps/>
-                                  <w:color w:val="1F4E79" w:themeColor="accent5" w:themeShade="80"/>
+                                  <w:color w:val="82520E" w:themeColor="accent5" w:themeShade="80"/>
                                   <w:sz w:val="28"/>
                                   <w:szCs w:val="28"/>
                                 </w:rPr>
@@ -289,7 +289,7 @@
                               <w:r>
                                 <w:rPr>
                                   <w:caps/>
-                                  <w:color w:val="1F4E79" w:themeColor="accent5" w:themeShade="80"/>
+                                  <w:color w:val="82520E" w:themeColor="accent5" w:themeShade="80"/>
                                   <w:sz w:val="28"/>
                                   <w:szCs w:val="28"/>
                                 </w:rPr>
@@ -302,7 +302,7 @@
                           <w:sdtPr>
                             <w:rPr>
                               <w:caps/>
-                              <w:color w:val="5B9BD5" w:themeColor="accent5"/>
+                              <w:color w:val="E9A039" w:themeColor="accent5"/>
                               <w:sz w:val="24"/>
                               <w:szCs w:val="24"/>
                             </w:rPr>
@@ -319,7 +319,7 @@
                                 <w:spacing w:before="80" w:after="40"/>
                                 <w:rPr>
                                   <w:caps/>
-                                  <w:color w:val="5B9BD5" w:themeColor="accent5"/>
+                                  <w:color w:val="E9A039" w:themeColor="accent5"/>
                                   <w:sz w:val="24"/>
                                   <w:szCs w:val="24"/>
                                 </w:rPr>
@@ -327,7 +327,7 @@
                               <w:r>
                                 <w:rPr>
                                   <w:caps/>
-                                  <w:color w:val="5B9BD5" w:themeColor="accent5"/>
+                                  <w:color w:val="E9A039" w:themeColor="accent5"/>
                                   <w:sz w:val="24"/>
                                   <w:szCs w:val="24"/>
                                 </w:rPr>
@@ -473,7 +473,8 @@
               </mc:Choice>
               <mc:Fallback>
                 <w:pict>
-                  <v:rect w14:anchorId="3D9B1BFC" id="Rectangle 132" o:spid="_x0000_s1027" style="position:absolute;margin-left:-4.4pt;margin-top:0;width:46.8pt;height:77.75pt;z-index:251659264;visibility:visible;mso-wrap-style:square;mso-width-percent:76;mso-height-percent:98;mso-top-percent:23;mso-wrap-distance-left:9pt;mso-wrap-distance-top:0;mso-wrap-distance-right:9pt;mso-wrap-distance-bottom:0;mso-position-horizontal:right;mso-position-horizontal-relative:margin;mso-position-vertical-relative:page;mso-width-percent:76;mso-height-percent:98;mso-top-percent:23;mso-width-relative:page;mso-height-relative:page;v-text-anchor:bottom" o:gfxdata="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" fillcolor="#4472c4 [3204]" stroked="f" strokeweight="1pt">
+                  <v:rect w14:anchorId="3D9B1BFC" id="Rectangle 132" o:spid="_x0000_s1027" style="position:absolute;margin-left:-4.4pt;margin-top:0;width:46.8pt;height:77.75pt;z-index:251659264;visibility:visible;mso-wrap-style:square;mso-width-percent:76;mso-height-percent:98;mso-top-percent:23;mso-wrap-distance-left:9pt;mso-wrap-distance-top:0;mso-wrap-distance-right:9pt;mso-wrap-distance-bottom:0;mso-position-horizontal:right;mso-position-horizontal-relative:margin;mso-position-vertical-relative:page;mso-width-percent:76;mso-height-percent:98;mso-top-percent:23;mso-width-relative:page;mso-height-relative:page;v-text-anchor:bottom" o:gfxdata="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" fillcolor="#6f6f6f [3204]" stroked="f" strokeweight="1.5pt">
+                    <v:stroke endcap="round"/>
                     <o:lock v:ext="edit" aspectratio="t"/>
                     <v:textbox inset="3.6pt,,3.6pt">
                       <w:txbxContent>
@@ -531,18 +532,1714 @@
         </w:p>
       </w:sdtContent>
     </w:sdt>
+    <w:sdt>
+      <w:sdtPr>
+        <w:rPr>
+          <w:caps w:val="0"/>
+          <w:color w:val="auto"/>
+          <w:spacing w:val="0"/>
+          <w:sz w:val="20"/>
+          <w:szCs w:val="20"/>
+        </w:rPr>
+        <w:id w:val="-1196383212"/>
+        <w:docPartObj>
+          <w:docPartGallery w:val="Table of Contents"/>
+          <w:docPartUnique/>
+        </w:docPartObj>
+      </w:sdtPr>
+      <w:sdtEndPr>
+        <w:rPr>
+          <w:b/>
+          <w:bCs/>
+          <w:noProof/>
+        </w:rPr>
+      </w:sdtEndPr>
+      <w:sdtContent>
+        <w:p>
+          <w:pPr>
+            <w:pStyle w:val="TOCHeading"/>
+          </w:pPr>
+          <w:r>
+            <w:t>Contents</w:t>
+          </w:r>
+        </w:p>
+        <w:p>
+          <w:pPr>
+            <w:pStyle w:val="TOC1"/>
+            <w:tabs>
+              <w:tab w:val="left" w:pos="400"/>
+              <w:tab w:val="right" w:leader="dot" w:pos="9350"/>
+            </w:tabs>
+            <w:rPr>
+              <w:noProof/>
+              <w:kern w:val="2"/>
+              <w:sz w:val="22"/>
+              <w:szCs w:val="22"/>
+              <w14:ligatures w14:val="standardContextual"/>
+            </w:rPr>
+          </w:pPr>
+          <w:r>
+            <w:fldChar w:fldCharType="begin"/>
+          </w:r>
+          <w:r>
+            <w:instrText xml:space="preserve"> TOC \o "1-3" \h \z \u </w:instrText>
+          </w:r>
+          <w:r>
+            <w:fldChar w:fldCharType="separate"/>
+          </w:r>
+          <w:hyperlink w:anchor="_Toc176163646" w:history="1">
+            <w:r>
+              <w:rPr>
+                <w:rStyle w:val="Hyperlink"/>
+                <w:noProof/>
+              </w:rPr>
+              <w:t>1</w:t>
+            </w:r>
+            <w:r>
+              <w:rPr>
+                <w:noProof/>
+                <w:kern w:val="2"/>
+                <w:sz w:val="22"/>
+                <w:szCs w:val="22"/>
+                <w14:ligatures w14:val="standardContextual"/>
+              </w:rPr>
+              <w:tab/>
+            </w:r>
+            <w:r>
+              <w:rPr>
+                <w:rStyle w:val="Hyperlink"/>
+                <w:noProof/>
+              </w:rPr>
+              <w:t>Preface</w:t>
+            </w:r>
+            <w:r>
+              <w:rPr>
+                <w:noProof/>
+                <w:webHidden/>
+              </w:rPr>
+              <w:tab/>
+            </w:r>
+            <w:r>
+              <w:rPr>
+                <w:noProof/>
+                <w:webHidden/>
+              </w:rPr>
+              <w:fldChar w:fldCharType="begin"/>
+            </w:r>
+            <w:r>
+              <w:rPr>
+                <w:noProof/>
+                <w:webHidden/>
+              </w:rPr>
+              <w:instrText xml:space="preserve"> PAGEREF _Toc176163646 \h </w:instrText>
+            </w:r>
+            <w:r>
+              <w:rPr>
+                <w:noProof/>
+                <w:webHidden/>
+              </w:rPr>
+            </w:r>
+            <w:r>
+              <w:rPr>
+                <w:noProof/>
+                <w:webHidden/>
+              </w:rPr>
+              <w:fldChar w:fldCharType="separate"/>
+            </w:r>
+            <w:r>
+              <w:rPr>
+                <w:noProof/>
+                <w:webHidden/>
+              </w:rPr>
+              <w:t>2</w:t>
+            </w:r>
+            <w:r>
+              <w:rPr>
+                <w:noProof/>
+                <w:webHidden/>
+              </w:rPr>
+              <w:fldChar w:fldCharType="end"/>
+            </w:r>
+          </w:hyperlink>
+        </w:p>
+        <w:p>
+          <w:pPr>
+            <w:pStyle w:val="TOC1"/>
+            <w:tabs>
+              <w:tab w:val="left" w:pos="400"/>
+              <w:tab w:val="right" w:leader="dot" w:pos="9350"/>
+            </w:tabs>
+            <w:rPr>
+              <w:noProof/>
+              <w:kern w:val="2"/>
+              <w:sz w:val="22"/>
+              <w:szCs w:val="22"/>
+              <w14:ligatures w14:val="standardContextual"/>
+            </w:rPr>
+          </w:pPr>
+          <w:hyperlink w:anchor="_Toc176163647" w:history="1">
+            <w:r>
+              <w:rPr>
+                <w:rStyle w:val="Hyperlink"/>
+                <w:noProof/>
+              </w:rPr>
+              <w:t>2</w:t>
+            </w:r>
+            <w:r>
+              <w:rPr>
+                <w:noProof/>
+                <w:kern w:val="2"/>
+                <w:sz w:val="22"/>
+                <w:szCs w:val="22"/>
+                <w14:ligatures w14:val="standardContextual"/>
+              </w:rPr>
+              <w:tab/>
+            </w:r>
+            <w:r>
+              <w:rPr>
+                <w:rStyle w:val="Hyperlink"/>
+                <w:noProof/>
+              </w:rPr>
+              <w:t>Background</w:t>
+            </w:r>
+            <w:r>
+              <w:rPr>
+                <w:noProof/>
+                <w:webHidden/>
+              </w:rPr>
+              <w:tab/>
+            </w:r>
+            <w:r>
+              <w:rPr>
+                <w:noProof/>
+                <w:webHidden/>
+              </w:rPr>
+              <w:fldChar w:fldCharType="begin"/>
+            </w:r>
+            <w:r>
+              <w:rPr>
+                <w:noProof/>
+                <w:webHidden/>
+              </w:rPr>
+              <w:instrText xml:space="preserve"> PAGEREF _Toc176163647 \h </w:instrText>
+            </w:r>
+            <w:r>
+              <w:rPr>
+                <w:noProof/>
+                <w:webHidden/>
+              </w:rPr>
+            </w:r>
+            <w:r>
+              <w:rPr>
+                <w:noProof/>
+                <w:webHidden/>
+              </w:rPr>
+              <w:fldChar w:fldCharType="separate"/>
+            </w:r>
+            <w:r>
+              <w:rPr>
+                <w:noProof/>
+                <w:webHidden/>
+              </w:rPr>
+              <w:t>2</w:t>
+            </w:r>
+            <w:r>
+              <w:rPr>
+                <w:noProof/>
+                <w:webHidden/>
+              </w:rPr>
+              <w:fldChar w:fldCharType="end"/>
+            </w:r>
+          </w:hyperlink>
+        </w:p>
+        <w:p>
+          <w:pPr>
+            <w:pStyle w:val="TOC1"/>
+            <w:tabs>
+              <w:tab w:val="left" w:pos="400"/>
+              <w:tab w:val="right" w:leader="dot" w:pos="9350"/>
+            </w:tabs>
+            <w:rPr>
+              <w:noProof/>
+              <w:kern w:val="2"/>
+              <w:sz w:val="22"/>
+              <w:szCs w:val="22"/>
+              <w14:ligatures w14:val="standardContextual"/>
+            </w:rPr>
+          </w:pPr>
+          <w:hyperlink w:anchor="_Toc176163648" w:history="1">
+            <w:r>
+              <w:rPr>
+                <w:rStyle w:val="Hyperlink"/>
+                <w:noProof/>
+              </w:rPr>
+              <w:t>3</w:t>
+            </w:r>
+            <w:r>
+              <w:rPr>
+                <w:noProof/>
+                <w:kern w:val="2"/>
+                <w:sz w:val="22"/>
+                <w:szCs w:val="22"/>
+                <w14:ligatures w14:val="standardContextual"/>
+              </w:rPr>
+              <w:tab/>
+            </w:r>
+            <w:r>
+              <w:rPr>
+                <w:rStyle w:val="Hyperlink"/>
+                <w:noProof/>
+              </w:rPr>
+              <w:t>Hardware</w:t>
+            </w:r>
+            <w:r>
+              <w:rPr>
+                <w:noProof/>
+                <w:webHidden/>
+              </w:rPr>
+              <w:tab/>
+            </w:r>
+            <w:r>
+              <w:rPr>
+                <w:noProof/>
+                <w:webHidden/>
+              </w:rPr>
+              <w:fldChar w:fldCharType="begin"/>
+            </w:r>
+            <w:r>
+              <w:rPr>
+                <w:noProof/>
+                <w:webHidden/>
+              </w:rPr>
+              <w:instrText xml:space="preserve"> PAGEREF _Toc176163648 \h </w:instrText>
+            </w:r>
+            <w:r>
+              <w:rPr>
+                <w:noProof/>
+                <w:webHidden/>
+              </w:rPr>
+            </w:r>
+            <w:r>
+              <w:rPr>
+                <w:noProof/>
+                <w:webHidden/>
+              </w:rPr>
+              <w:fldChar w:fldCharType="separate"/>
+            </w:r>
+            <w:r>
+              <w:rPr>
+                <w:noProof/>
+                <w:webHidden/>
+              </w:rPr>
+              <w:t>2</w:t>
+            </w:r>
+            <w:r>
+              <w:rPr>
+                <w:noProof/>
+                <w:webHidden/>
+              </w:rPr>
+              <w:fldChar w:fldCharType="end"/>
+            </w:r>
+          </w:hyperlink>
+        </w:p>
+        <w:p>
+          <w:pPr>
+            <w:pStyle w:val="TOC2"/>
+            <w:tabs>
+              <w:tab w:val="left" w:pos="880"/>
+              <w:tab w:val="right" w:leader="dot" w:pos="9350"/>
+            </w:tabs>
+            <w:rPr>
+              <w:noProof/>
+              <w:kern w:val="2"/>
+              <w:sz w:val="22"/>
+              <w:szCs w:val="22"/>
+              <w14:ligatures w14:val="standardContextual"/>
+            </w:rPr>
+          </w:pPr>
+          <w:hyperlink w:anchor="_Toc176163649" w:history="1">
+            <w:r>
+              <w:rPr>
+                <w:rStyle w:val="Hyperlink"/>
+                <w:noProof/>
+              </w:rPr>
+              <w:t>3.1</w:t>
+            </w:r>
+            <w:r>
+              <w:rPr>
+                <w:noProof/>
+                <w:kern w:val="2"/>
+                <w:sz w:val="22"/>
+                <w:szCs w:val="22"/>
+                <w14:ligatures w14:val="standardContextual"/>
+              </w:rPr>
+              <w:tab/>
+            </w:r>
+            <w:r>
+              <w:rPr>
+                <w:rStyle w:val="Hyperlink"/>
+                <w:noProof/>
+              </w:rPr>
+              <w:t>NRF24L01</w:t>
+            </w:r>
+            <w:r>
+              <w:rPr>
+                <w:noProof/>
+                <w:webHidden/>
+              </w:rPr>
+              <w:tab/>
+            </w:r>
+            <w:r>
+              <w:rPr>
+                <w:noProof/>
+                <w:webHidden/>
+              </w:rPr>
+              <w:fldChar w:fldCharType="begin"/>
+            </w:r>
+            <w:r>
+              <w:rPr>
+                <w:noProof/>
+                <w:webHidden/>
+              </w:rPr>
+              <w:instrText xml:space="preserve"> PAGEREF _Toc176163649 \h </w:instrText>
+            </w:r>
+            <w:r>
+              <w:rPr>
+                <w:noProof/>
+                <w:webHidden/>
+              </w:rPr>
+            </w:r>
+            <w:r>
+              <w:rPr>
+                <w:noProof/>
+                <w:webHidden/>
+              </w:rPr>
+              <w:fldChar w:fldCharType="separate"/>
+            </w:r>
+            <w:r>
+              <w:rPr>
+                <w:noProof/>
+                <w:webHidden/>
+              </w:rPr>
+              <w:t>2</w:t>
+            </w:r>
+            <w:r>
+              <w:rPr>
+                <w:noProof/>
+                <w:webHidden/>
+              </w:rPr>
+              <w:fldChar w:fldCharType="end"/>
+            </w:r>
+          </w:hyperlink>
+        </w:p>
+        <w:p>
+          <w:pPr>
+            <w:pStyle w:val="TOC2"/>
+            <w:tabs>
+              <w:tab w:val="left" w:pos="880"/>
+              <w:tab w:val="right" w:leader="dot" w:pos="9350"/>
+            </w:tabs>
+            <w:rPr>
+              <w:noProof/>
+              <w:kern w:val="2"/>
+              <w:sz w:val="22"/>
+              <w:szCs w:val="22"/>
+              <w14:ligatures w14:val="standardContextual"/>
+            </w:rPr>
+          </w:pPr>
+          <w:hyperlink w:anchor="_Toc176163650" w:history="1">
+            <w:r>
+              <w:rPr>
+                <w:rStyle w:val="Hyperlink"/>
+                <w:noProof/>
+              </w:rPr>
+              <w:t>3.2</w:t>
+            </w:r>
+            <w:r>
+              <w:rPr>
+                <w:noProof/>
+                <w:kern w:val="2"/>
+                <w:sz w:val="22"/>
+                <w:szCs w:val="22"/>
+                <w14:ligatures w14:val="standardContextual"/>
+              </w:rPr>
+              <w:tab/>
+            </w:r>
+            <w:r>
+              <w:rPr>
+                <w:rStyle w:val="Hyperlink"/>
+                <w:noProof/>
+              </w:rPr>
+              <w:t>Raspberry Pi Pico (RP2040)</w:t>
+            </w:r>
+            <w:r>
+              <w:rPr>
+                <w:noProof/>
+                <w:webHidden/>
+              </w:rPr>
+              <w:tab/>
+            </w:r>
+            <w:r>
+              <w:rPr>
+                <w:noProof/>
+                <w:webHidden/>
+              </w:rPr>
+              <w:fldChar w:fldCharType="begin"/>
+            </w:r>
+            <w:r>
+              <w:rPr>
+                <w:noProof/>
+                <w:webHidden/>
+              </w:rPr>
+              <w:instrText xml:space="preserve"> PAGEREF _Toc176163650 \h </w:instrText>
+            </w:r>
+            <w:r>
+              <w:rPr>
+                <w:noProof/>
+                <w:webHidden/>
+              </w:rPr>
+            </w:r>
+            <w:r>
+              <w:rPr>
+                <w:noProof/>
+                <w:webHidden/>
+              </w:rPr>
+              <w:fldChar w:fldCharType="separate"/>
+            </w:r>
+            <w:r>
+              <w:rPr>
+                <w:noProof/>
+                <w:webHidden/>
+              </w:rPr>
+              <w:t>2</w:t>
+            </w:r>
+            <w:r>
+              <w:rPr>
+                <w:noProof/>
+                <w:webHidden/>
+              </w:rPr>
+              <w:fldChar w:fldCharType="end"/>
+            </w:r>
+          </w:hyperlink>
+        </w:p>
+        <w:p>
+          <w:pPr>
+            <w:pStyle w:val="TOC1"/>
+            <w:tabs>
+              <w:tab w:val="left" w:pos="400"/>
+              <w:tab w:val="right" w:leader="dot" w:pos="9350"/>
+            </w:tabs>
+            <w:rPr>
+              <w:noProof/>
+              <w:kern w:val="2"/>
+              <w:sz w:val="22"/>
+              <w:szCs w:val="22"/>
+              <w14:ligatures w14:val="standardContextual"/>
+            </w:rPr>
+          </w:pPr>
+          <w:hyperlink w:anchor="_Toc176163651" w:history="1">
+            <w:r>
+              <w:rPr>
+                <w:rStyle w:val="Hyperlink"/>
+                <w:noProof/>
+              </w:rPr>
+              <w:t>4</w:t>
+            </w:r>
+            <w:r>
+              <w:rPr>
+                <w:noProof/>
+                <w:kern w:val="2"/>
+                <w:sz w:val="22"/>
+                <w:szCs w:val="22"/>
+                <w14:ligatures w14:val="standardContextual"/>
+              </w:rPr>
+              <w:tab/>
+            </w:r>
+            <w:r>
+              <w:rPr>
+                <w:rStyle w:val="Hyperlink"/>
+                <w:noProof/>
+              </w:rPr>
+              <w:t>Software</w:t>
+            </w:r>
+            <w:r>
+              <w:rPr>
+                <w:noProof/>
+                <w:webHidden/>
+              </w:rPr>
+              <w:tab/>
+            </w:r>
+            <w:r>
+              <w:rPr>
+                <w:noProof/>
+                <w:webHidden/>
+              </w:rPr>
+              <w:fldChar w:fldCharType="begin"/>
+            </w:r>
+            <w:r>
+              <w:rPr>
+                <w:noProof/>
+                <w:webHidden/>
+              </w:rPr>
+              <w:instrText xml:space="preserve"> PAGEREF _Toc176163651 \h </w:instrText>
+            </w:r>
+            <w:r>
+              <w:rPr>
+                <w:noProof/>
+                <w:webHidden/>
+              </w:rPr>
+            </w:r>
+            <w:r>
+              <w:rPr>
+                <w:noProof/>
+                <w:webHidden/>
+              </w:rPr>
+              <w:fldChar w:fldCharType="separate"/>
+            </w:r>
+            <w:r>
+              <w:rPr>
+                <w:noProof/>
+                <w:webHidden/>
+              </w:rPr>
+              <w:t>2</w:t>
+            </w:r>
+            <w:r>
+              <w:rPr>
+                <w:noProof/>
+                <w:webHidden/>
+              </w:rPr>
+              <w:fldChar w:fldCharType="end"/>
+            </w:r>
+          </w:hyperlink>
+        </w:p>
+        <w:p>
+          <w:pPr>
+            <w:pStyle w:val="TOC2"/>
+            <w:tabs>
+              <w:tab w:val="left" w:pos="880"/>
+              <w:tab w:val="right" w:leader="dot" w:pos="9350"/>
+            </w:tabs>
+            <w:rPr>
+              <w:noProof/>
+              <w:kern w:val="2"/>
+              <w:sz w:val="22"/>
+              <w:szCs w:val="22"/>
+              <w14:ligatures w14:val="standardContextual"/>
+            </w:rPr>
+          </w:pPr>
+          <w:hyperlink w:anchor="_Toc176163652" w:history="1">
+            <w:r>
+              <w:rPr>
+                <w:rStyle w:val="Hyperlink"/>
+                <w:noProof/>
+              </w:rPr>
+              <w:t>4.1</w:t>
+            </w:r>
+            <w:r>
+              <w:rPr>
+                <w:noProof/>
+                <w:kern w:val="2"/>
+                <w:sz w:val="22"/>
+                <w:szCs w:val="22"/>
+                <w14:ligatures w14:val="standardContextual"/>
+              </w:rPr>
+              <w:tab/>
+            </w:r>
+            <w:r>
+              <w:rPr>
+                <w:rStyle w:val="Hyperlink"/>
+                <w:noProof/>
+              </w:rPr>
+              <w:t>Language</w:t>
+            </w:r>
+            <w:r>
+              <w:rPr>
+                <w:noProof/>
+                <w:webHidden/>
+              </w:rPr>
+              <w:tab/>
+            </w:r>
+            <w:r>
+              <w:rPr>
+                <w:noProof/>
+                <w:webHidden/>
+              </w:rPr>
+              <w:fldChar w:fldCharType="begin"/>
+            </w:r>
+            <w:r>
+              <w:rPr>
+                <w:noProof/>
+                <w:webHidden/>
+              </w:rPr>
+              <w:instrText xml:space="preserve"> PAGEREF _Toc176163652 \h </w:instrText>
+            </w:r>
+            <w:r>
+              <w:rPr>
+                <w:noProof/>
+                <w:webHidden/>
+              </w:rPr>
+            </w:r>
+            <w:r>
+              <w:rPr>
+                <w:noProof/>
+                <w:webHidden/>
+              </w:rPr>
+              <w:fldChar w:fldCharType="separate"/>
+            </w:r>
+            <w:r>
+              <w:rPr>
+                <w:noProof/>
+                <w:webHidden/>
+              </w:rPr>
+              <w:t>2</w:t>
+            </w:r>
+            <w:r>
+              <w:rPr>
+                <w:noProof/>
+                <w:webHidden/>
+              </w:rPr>
+              <w:fldChar w:fldCharType="end"/>
+            </w:r>
+          </w:hyperlink>
+        </w:p>
+        <w:p>
+          <w:pPr>
+            <w:pStyle w:val="TOC2"/>
+            <w:tabs>
+              <w:tab w:val="left" w:pos="880"/>
+              <w:tab w:val="right" w:leader="dot" w:pos="9350"/>
+            </w:tabs>
+            <w:rPr>
+              <w:noProof/>
+              <w:kern w:val="2"/>
+              <w:sz w:val="22"/>
+              <w:szCs w:val="22"/>
+              <w14:ligatures w14:val="standardContextual"/>
+            </w:rPr>
+          </w:pPr>
+          <w:hyperlink w:anchor="_Toc176163653" w:history="1">
+            <w:r>
+              <w:rPr>
+                <w:rStyle w:val="Hyperlink"/>
+                <w:noProof/>
+              </w:rPr>
+              <w:t>4.2</w:t>
+            </w:r>
+            <w:r>
+              <w:rPr>
+                <w:noProof/>
+                <w:kern w:val="2"/>
+                <w:sz w:val="22"/>
+                <w:szCs w:val="22"/>
+                <w14:ligatures w14:val="standardContextual"/>
+              </w:rPr>
+              <w:tab/>
+            </w:r>
+            <w:r>
+              <w:rPr>
+                <w:rStyle w:val="Hyperlink"/>
+                <w:noProof/>
+              </w:rPr>
+              <w:t>Example Code</w:t>
+            </w:r>
+            <w:r>
+              <w:rPr>
+                <w:noProof/>
+                <w:webHidden/>
+              </w:rPr>
+              <w:tab/>
+            </w:r>
+            <w:r>
+              <w:rPr>
+                <w:noProof/>
+                <w:webHidden/>
+              </w:rPr>
+              <w:fldChar w:fldCharType="begin"/>
+            </w:r>
+            <w:r>
+              <w:rPr>
+                <w:noProof/>
+                <w:webHidden/>
+              </w:rPr>
+              <w:instrText xml:space="preserve"> PAGEREF _Toc176163653 \h </w:instrText>
+            </w:r>
+            <w:r>
+              <w:rPr>
+                <w:noProof/>
+                <w:webHidden/>
+              </w:rPr>
+            </w:r>
+            <w:r>
+              <w:rPr>
+                <w:noProof/>
+                <w:webHidden/>
+              </w:rPr>
+              <w:fldChar w:fldCharType="separate"/>
+            </w:r>
+            <w:r>
+              <w:rPr>
+                <w:noProof/>
+                <w:webHidden/>
+              </w:rPr>
+              <w:t>3</w:t>
+            </w:r>
+            <w:r>
+              <w:rPr>
+                <w:noProof/>
+                <w:webHidden/>
+              </w:rPr>
+              <w:fldChar w:fldCharType="end"/>
+            </w:r>
+          </w:hyperlink>
+        </w:p>
+        <w:p>
+          <w:pPr>
+            <w:pStyle w:val="TOC3"/>
+            <w:tabs>
+              <w:tab w:val="left" w:pos="1100"/>
+              <w:tab w:val="right" w:leader="dot" w:pos="9350"/>
+            </w:tabs>
+            <w:rPr>
+              <w:noProof/>
+              <w:kern w:val="2"/>
+              <w:sz w:val="22"/>
+              <w:szCs w:val="22"/>
+              <w14:ligatures w14:val="standardContextual"/>
+            </w:rPr>
+          </w:pPr>
+          <w:hyperlink w:anchor="_Toc176163654" w:history="1">
+            <w:r>
+              <w:rPr>
+                <w:rStyle w:val="Hyperlink"/>
+                <w:noProof/>
+              </w:rPr>
+              <w:t>4.2.1</w:t>
+            </w:r>
+            <w:r>
+              <w:rPr>
+                <w:noProof/>
+                <w:kern w:val="2"/>
+                <w:sz w:val="22"/>
+                <w:szCs w:val="22"/>
+                <w14:ligatures w14:val="standardContextual"/>
+              </w:rPr>
+              <w:tab/>
+            </w:r>
+            <w:r>
+              <w:rPr>
+                <w:rStyle w:val="Hyperlink"/>
+                <w:noProof/>
+              </w:rPr>
+              <w:t>Driver Name (driver_name)</w:t>
+            </w:r>
+            <w:r>
+              <w:rPr>
+                <w:noProof/>
+                <w:webHidden/>
+              </w:rPr>
+              <w:tab/>
+            </w:r>
+            <w:r>
+              <w:rPr>
+                <w:noProof/>
+                <w:webHidden/>
+              </w:rPr>
+              <w:fldChar w:fldCharType="begin"/>
+            </w:r>
+            <w:r>
+              <w:rPr>
+                <w:noProof/>
+                <w:webHidden/>
+              </w:rPr>
+              <w:instrText xml:space="preserve"> PAGEREF _Toc176163654 \h </w:instrText>
+            </w:r>
+            <w:r>
+              <w:rPr>
+                <w:noProof/>
+                <w:webHidden/>
+              </w:rPr>
+            </w:r>
+            <w:r>
+              <w:rPr>
+                <w:noProof/>
+                <w:webHidden/>
+              </w:rPr>
+              <w:fldChar w:fldCharType="separate"/>
+            </w:r>
+            <w:r>
+              <w:rPr>
+                <w:noProof/>
+                <w:webHidden/>
+              </w:rPr>
+              <w:t>3</w:t>
+            </w:r>
+            <w:r>
+              <w:rPr>
+                <w:noProof/>
+                <w:webHidden/>
+              </w:rPr>
+              <w:fldChar w:fldCharType="end"/>
+            </w:r>
+          </w:hyperlink>
+        </w:p>
+        <w:p>
+          <w:pPr>
+            <w:pStyle w:val="TOC3"/>
+            <w:tabs>
+              <w:tab w:val="left" w:pos="1100"/>
+              <w:tab w:val="right" w:leader="dot" w:pos="9350"/>
+            </w:tabs>
+            <w:rPr>
+              <w:noProof/>
+              <w:kern w:val="2"/>
+              <w:sz w:val="22"/>
+              <w:szCs w:val="22"/>
+              <w14:ligatures w14:val="standardContextual"/>
+            </w:rPr>
+          </w:pPr>
+          <w:hyperlink w:anchor="_Toc176163655" w:history="1">
+            <w:r>
+              <w:rPr>
+                <w:rStyle w:val="Hyperlink"/>
+                <w:noProof/>
+              </w:rPr>
+              <w:t>4.2.2</w:t>
+            </w:r>
+            <w:r>
+              <w:rPr>
+                <w:noProof/>
+                <w:kern w:val="2"/>
+                <w:sz w:val="22"/>
+                <w:szCs w:val="22"/>
+                <w14:ligatures w14:val="standardContextual"/>
+              </w:rPr>
+              <w:tab/>
+            </w:r>
+            <w:r>
+              <w:rPr>
+                <w:rStyle w:val="Hyperlink"/>
+                <w:noProof/>
+              </w:rPr>
+              <w:t>CE GPIO Number (ce_gpio)</w:t>
+            </w:r>
+            <w:r>
+              <w:rPr>
+                <w:noProof/>
+                <w:webHidden/>
+              </w:rPr>
+              <w:tab/>
+            </w:r>
+            <w:r>
+              <w:rPr>
+                <w:noProof/>
+                <w:webHidden/>
+              </w:rPr>
+              <w:fldChar w:fldCharType="begin"/>
+            </w:r>
+            <w:r>
+              <w:rPr>
+                <w:noProof/>
+                <w:webHidden/>
+              </w:rPr>
+              <w:instrText xml:space="preserve"> PAGEREF _Toc176163655 \h </w:instrText>
+            </w:r>
+            <w:r>
+              <w:rPr>
+                <w:noProof/>
+                <w:webHidden/>
+              </w:rPr>
+            </w:r>
+            <w:r>
+              <w:rPr>
+                <w:noProof/>
+                <w:webHidden/>
+              </w:rPr>
+              <w:fldChar w:fldCharType="separate"/>
+            </w:r>
+            <w:r>
+              <w:rPr>
+                <w:noProof/>
+                <w:webHidden/>
+              </w:rPr>
+              <w:t>3</w:t>
+            </w:r>
+            <w:r>
+              <w:rPr>
+                <w:noProof/>
+                <w:webHidden/>
+              </w:rPr>
+              <w:fldChar w:fldCharType="end"/>
+            </w:r>
+          </w:hyperlink>
+        </w:p>
+        <w:p>
+          <w:pPr>
+            <w:pStyle w:val="TOC3"/>
+            <w:tabs>
+              <w:tab w:val="left" w:pos="1100"/>
+              <w:tab w:val="right" w:leader="dot" w:pos="9350"/>
+            </w:tabs>
+            <w:rPr>
+              <w:noProof/>
+              <w:kern w:val="2"/>
+              <w:sz w:val="22"/>
+              <w:szCs w:val="22"/>
+              <w14:ligatures w14:val="standardContextual"/>
+            </w:rPr>
+          </w:pPr>
+          <w:hyperlink w:anchor="_Toc176163656" w:history="1">
+            <w:r>
+              <w:rPr>
+                <w:rStyle w:val="Hyperlink"/>
+                <w:noProof/>
+              </w:rPr>
+              <w:t>4.2.3</w:t>
+            </w:r>
+            <w:r>
+              <w:rPr>
+                <w:noProof/>
+                <w:kern w:val="2"/>
+                <w:sz w:val="22"/>
+                <w:szCs w:val="22"/>
+                <w14:ligatures w14:val="standardContextual"/>
+              </w:rPr>
+              <w:tab/>
+            </w:r>
+            <w:r>
+              <w:rPr>
+                <w:rStyle w:val="Hyperlink"/>
+                <w:noProof/>
+              </w:rPr>
+              <w:t>Channel Number (channel)</w:t>
+            </w:r>
+            <w:r>
+              <w:rPr>
+                <w:noProof/>
+                <w:webHidden/>
+              </w:rPr>
+              <w:tab/>
+            </w:r>
+            <w:r>
+              <w:rPr>
+                <w:noProof/>
+                <w:webHidden/>
+              </w:rPr>
+              <w:fldChar w:fldCharType="begin"/>
+            </w:r>
+            <w:r>
+              <w:rPr>
+                <w:noProof/>
+                <w:webHidden/>
+              </w:rPr>
+              <w:instrText xml:space="preserve"> PAGEREF _Toc176163656 \h </w:instrText>
+            </w:r>
+            <w:r>
+              <w:rPr>
+                <w:noProof/>
+                <w:webHidden/>
+              </w:rPr>
+            </w:r>
+            <w:r>
+              <w:rPr>
+                <w:noProof/>
+                <w:webHidden/>
+              </w:rPr>
+              <w:fldChar w:fldCharType="separate"/>
+            </w:r>
+            <w:r>
+              <w:rPr>
+                <w:noProof/>
+                <w:webHidden/>
+              </w:rPr>
+              <w:t>3</w:t>
+            </w:r>
+            <w:r>
+              <w:rPr>
+                <w:noProof/>
+                <w:webHidden/>
+              </w:rPr>
+              <w:fldChar w:fldCharType="end"/>
+            </w:r>
+          </w:hyperlink>
+        </w:p>
+        <w:p>
+          <w:pPr>
+            <w:pStyle w:val="TOC3"/>
+            <w:tabs>
+              <w:tab w:val="left" w:pos="1100"/>
+              <w:tab w:val="right" w:leader="dot" w:pos="9350"/>
+            </w:tabs>
+            <w:rPr>
+              <w:noProof/>
+              <w:kern w:val="2"/>
+              <w:sz w:val="22"/>
+              <w:szCs w:val="22"/>
+              <w14:ligatures w14:val="standardContextual"/>
+            </w:rPr>
+          </w:pPr>
+          <w:hyperlink w:anchor="_Toc176163657" w:history="1">
+            <w:r>
+              <w:rPr>
+                <w:rStyle w:val="Hyperlink"/>
+                <w:noProof/>
+              </w:rPr>
+              <w:t>4.2.4</w:t>
+            </w:r>
+            <w:r>
+              <w:rPr>
+                <w:noProof/>
+                <w:kern w:val="2"/>
+                <w:sz w:val="22"/>
+                <w:szCs w:val="22"/>
+                <w14:ligatures w14:val="standardContextual"/>
+              </w:rPr>
+              <w:tab/>
+            </w:r>
+            <w:r>
+              <w:rPr>
+                <w:rStyle w:val="Hyperlink"/>
+                <w:noProof/>
+              </w:rPr>
+              <w:t>Radio Power (power)</w:t>
+            </w:r>
+            <w:r>
+              <w:rPr>
+                <w:noProof/>
+                <w:webHidden/>
+              </w:rPr>
+              <w:tab/>
+            </w:r>
+            <w:r>
+              <w:rPr>
+                <w:noProof/>
+                <w:webHidden/>
+              </w:rPr>
+              <w:fldChar w:fldCharType="begin"/>
+            </w:r>
+            <w:r>
+              <w:rPr>
+                <w:noProof/>
+                <w:webHidden/>
+              </w:rPr>
+              <w:instrText xml:space="preserve"> PAGEREF _Toc176163657 \h </w:instrText>
+            </w:r>
+            <w:r>
+              <w:rPr>
+                <w:noProof/>
+                <w:webHidden/>
+              </w:rPr>
+            </w:r>
+            <w:r>
+              <w:rPr>
+                <w:noProof/>
+                <w:webHidden/>
+              </w:rPr>
+              <w:fldChar w:fldCharType="separate"/>
+            </w:r>
+            <w:r>
+              <w:rPr>
+                <w:noProof/>
+                <w:webHidden/>
+              </w:rPr>
+              <w:t>3</w:t>
+            </w:r>
+            <w:r>
+              <w:rPr>
+                <w:noProof/>
+                <w:webHidden/>
+              </w:rPr>
+              <w:fldChar w:fldCharType="end"/>
+            </w:r>
+          </w:hyperlink>
+        </w:p>
+        <w:p>
+          <w:pPr>
+            <w:pStyle w:val="TOC3"/>
+            <w:tabs>
+              <w:tab w:val="left" w:pos="1100"/>
+              <w:tab w:val="right" w:leader="dot" w:pos="9350"/>
+            </w:tabs>
+            <w:rPr>
+              <w:noProof/>
+              <w:kern w:val="2"/>
+              <w:sz w:val="22"/>
+              <w:szCs w:val="22"/>
+              <w14:ligatures w14:val="standardContextual"/>
+            </w:rPr>
+          </w:pPr>
+          <w:hyperlink w:anchor="_Toc176163658" w:history="1">
+            <w:r>
+              <w:rPr>
+                <w:rStyle w:val="Hyperlink"/>
+                <w:noProof/>
+              </w:rPr>
+              <w:t>4.2.5</w:t>
+            </w:r>
+            <w:r>
+              <w:rPr>
+                <w:noProof/>
+                <w:kern w:val="2"/>
+                <w:sz w:val="22"/>
+                <w:szCs w:val="22"/>
+                <w14:ligatures w14:val="standardContextual"/>
+              </w:rPr>
+              <w:tab/>
+            </w:r>
+            <w:r>
+              <w:rPr>
+                <w:rStyle w:val="Hyperlink"/>
+                <w:noProof/>
+              </w:rPr>
+              <w:t>Radio Speed (speed)</w:t>
+            </w:r>
+            <w:r>
+              <w:rPr>
+                <w:noProof/>
+                <w:webHidden/>
+              </w:rPr>
+              <w:tab/>
+            </w:r>
+            <w:r>
+              <w:rPr>
+                <w:noProof/>
+                <w:webHidden/>
+              </w:rPr>
+              <w:fldChar w:fldCharType="begin"/>
+            </w:r>
+            <w:r>
+              <w:rPr>
+                <w:noProof/>
+                <w:webHidden/>
+              </w:rPr>
+              <w:instrText xml:space="preserve"> PAGEREF _Toc176163658 \h </w:instrText>
+            </w:r>
+            <w:r>
+              <w:rPr>
+                <w:noProof/>
+                <w:webHidden/>
+              </w:rPr>
+            </w:r>
+            <w:r>
+              <w:rPr>
+                <w:noProof/>
+                <w:webHidden/>
+              </w:rPr>
+              <w:fldChar w:fldCharType="separate"/>
+            </w:r>
+            <w:r>
+              <w:rPr>
+                <w:noProof/>
+                <w:webHidden/>
+              </w:rPr>
+              <w:t>3</w:t>
+            </w:r>
+            <w:r>
+              <w:rPr>
+                <w:noProof/>
+                <w:webHidden/>
+              </w:rPr>
+              <w:fldChar w:fldCharType="end"/>
+            </w:r>
+          </w:hyperlink>
+        </w:p>
+        <w:p>
+          <w:pPr>
+            <w:pStyle w:val="TOC3"/>
+            <w:tabs>
+              <w:tab w:val="left" w:pos="1100"/>
+              <w:tab w:val="right" w:leader="dot" w:pos="9350"/>
+            </w:tabs>
+            <w:rPr>
+              <w:noProof/>
+              <w:kern w:val="2"/>
+              <w:sz w:val="22"/>
+              <w:szCs w:val="22"/>
+              <w14:ligatures w14:val="standardContextual"/>
+            </w:rPr>
+          </w:pPr>
+          <w:hyperlink w:anchor="_Toc176163659" w:history="1">
+            <w:r>
+              <w:rPr>
+                <w:rStyle w:val="Hyperlink"/>
+                <w:noProof/>
+              </w:rPr>
+              <w:t>4.2.6</w:t>
+            </w:r>
+            <w:r>
+              <w:rPr>
+                <w:noProof/>
+                <w:kern w:val="2"/>
+                <w:sz w:val="22"/>
+                <w:szCs w:val="22"/>
+                <w14:ligatures w14:val="standardContextual"/>
+              </w:rPr>
+              <w:tab/>
+            </w:r>
+            <w:r>
+              <w:rPr>
+                <w:rStyle w:val="Hyperlink"/>
+                <w:noProof/>
+              </w:rPr>
+              <w:t>Trigger GPIO Number (trig_gpio)</w:t>
+            </w:r>
+            <w:r>
+              <w:rPr>
+                <w:noProof/>
+                <w:webHidden/>
+              </w:rPr>
+              <w:tab/>
+            </w:r>
+            <w:r>
+              <w:rPr>
+                <w:noProof/>
+                <w:webHidden/>
+              </w:rPr>
+              <w:fldChar w:fldCharType="begin"/>
+            </w:r>
+            <w:r>
+              <w:rPr>
+                <w:noProof/>
+                <w:webHidden/>
+              </w:rPr>
+              <w:instrText xml:space="preserve"> PAGEREF _Toc176163659 \h </w:instrText>
+            </w:r>
+            <w:r>
+              <w:rPr>
+                <w:noProof/>
+                <w:webHidden/>
+              </w:rPr>
+            </w:r>
+            <w:r>
+              <w:rPr>
+                <w:noProof/>
+                <w:webHidden/>
+              </w:rPr>
+              <w:fldChar w:fldCharType="separate"/>
+            </w:r>
+            <w:r>
+              <w:rPr>
+                <w:noProof/>
+                <w:webHidden/>
+              </w:rPr>
+              <w:t>4</w:t>
+            </w:r>
+            <w:r>
+              <w:rPr>
+                <w:noProof/>
+                <w:webHidden/>
+              </w:rPr>
+              <w:fldChar w:fldCharType="end"/>
+            </w:r>
+          </w:hyperlink>
+        </w:p>
+        <w:p>
+          <w:pPr>
+            <w:pStyle w:val="TOC1"/>
+            <w:tabs>
+              <w:tab w:val="left" w:pos="400"/>
+              <w:tab w:val="right" w:leader="dot" w:pos="9350"/>
+            </w:tabs>
+            <w:rPr>
+              <w:noProof/>
+              <w:kern w:val="2"/>
+              <w:sz w:val="22"/>
+              <w:szCs w:val="22"/>
+              <w14:ligatures w14:val="standardContextual"/>
+            </w:rPr>
+          </w:pPr>
+          <w:hyperlink w:anchor="_Toc176163660" w:history="1">
+            <w:r>
+              <w:rPr>
+                <w:rStyle w:val="Hyperlink"/>
+                <w:noProof/>
+              </w:rPr>
+              <w:t>5</w:t>
+            </w:r>
+            <w:r>
+              <w:rPr>
+                <w:noProof/>
+                <w:kern w:val="2"/>
+                <w:sz w:val="22"/>
+                <w:szCs w:val="22"/>
+                <w14:ligatures w14:val="standardContextual"/>
+              </w:rPr>
+              <w:tab/>
+            </w:r>
+            <w:r>
+              <w:rPr>
+                <w:rStyle w:val="Hyperlink"/>
+                <w:noProof/>
+              </w:rPr>
+              <w:t>Problem 1: Initiator No Ack From Responder</w:t>
+            </w:r>
+            <w:r>
+              <w:rPr>
+                <w:noProof/>
+                <w:webHidden/>
+              </w:rPr>
+              <w:tab/>
+            </w:r>
+            <w:r>
+              <w:rPr>
+                <w:noProof/>
+                <w:webHidden/>
+              </w:rPr>
+              <w:fldChar w:fldCharType="begin"/>
+            </w:r>
+            <w:r>
+              <w:rPr>
+                <w:noProof/>
+                <w:webHidden/>
+              </w:rPr>
+              <w:instrText xml:space="preserve"> PAGEREF _Toc176163660 \h </w:instrText>
+            </w:r>
+            <w:r>
+              <w:rPr>
+                <w:noProof/>
+                <w:webHidden/>
+              </w:rPr>
+            </w:r>
+            <w:r>
+              <w:rPr>
+                <w:noProof/>
+                <w:webHidden/>
+              </w:rPr>
+              <w:fldChar w:fldCharType="separate"/>
+            </w:r>
+            <w:r>
+              <w:rPr>
+                <w:noProof/>
+                <w:webHidden/>
+              </w:rPr>
+              <w:t>4</w:t>
+            </w:r>
+            <w:r>
+              <w:rPr>
+                <w:noProof/>
+                <w:webHidden/>
+              </w:rPr>
+              <w:fldChar w:fldCharType="end"/>
+            </w:r>
+          </w:hyperlink>
+        </w:p>
+        <w:p>
+          <w:pPr>
+            <w:pStyle w:val="TOC2"/>
+            <w:tabs>
+              <w:tab w:val="left" w:pos="880"/>
+              <w:tab w:val="right" w:leader="dot" w:pos="9350"/>
+            </w:tabs>
+            <w:rPr>
+              <w:noProof/>
+              <w:kern w:val="2"/>
+              <w:sz w:val="22"/>
+              <w:szCs w:val="22"/>
+              <w14:ligatures w14:val="standardContextual"/>
+            </w:rPr>
+          </w:pPr>
+          <w:hyperlink w:anchor="_Toc176163661" w:history="1">
+            <w:r>
+              <w:rPr>
+                <w:rStyle w:val="Hyperlink"/>
+                <w:noProof/>
+              </w:rPr>
+              <w:t>5.1</w:t>
+            </w:r>
+            <w:r>
+              <w:rPr>
+                <w:noProof/>
+                <w:kern w:val="2"/>
+                <w:sz w:val="22"/>
+                <w:szCs w:val="22"/>
+                <w14:ligatures w14:val="standardContextual"/>
+              </w:rPr>
+              <w:tab/>
+            </w:r>
+            <w:r>
+              <w:rPr>
+                <w:rStyle w:val="Hyperlink"/>
+                <w:noProof/>
+              </w:rPr>
+              <w:t>Symptom</w:t>
+            </w:r>
+            <w:r>
+              <w:rPr>
+                <w:noProof/>
+                <w:webHidden/>
+              </w:rPr>
+              <w:tab/>
+            </w:r>
+            <w:r>
+              <w:rPr>
+                <w:noProof/>
+                <w:webHidden/>
+              </w:rPr>
+              <w:fldChar w:fldCharType="begin"/>
+            </w:r>
+            <w:r>
+              <w:rPr>
+                <w:noProof/>
+                <w:webHidden/>
+              </w:rPr>
+              <w:instrText xml:space="preserve"> PAGEREF _Toc176163661 \h </w:instrText>
+            </w:r>
+            <w:r>
+              <w:rPr>
+                <w:noProof/>
+                <w:webHidden/>
+              </w:rPr>
+            </w:r>
+            <w:r>
+              <w:rPr>
+                <w:noProof/>
+                <w:webHidden/>
+              </w:rPr>
+              <w:fldChar w:fldCharType="separate"/>
+            </w:r>
+            <w:r>
+              <w:rPr>
+                <w:noProof/>
+                <w:webHidden/>
+              </w:rPr>
+              <w:t>4</w:t>
+            </w:r>
+            <w:r>
+              <w:rPr>
+                <w:noProof/>
+                <w:webHidden/>
+              </w:rPr>
+              <w:fldChar w:fldCharType="end"/>
+            </w:r>
+          </w:hyperlink>
+        </w:p>
+        <w:p>
+          <w:pPr>
+            <w:pStyle w:val="TOC3"/>
+            <w:tabs>
+              <w:tab w:val="left" w:pos="1100"/>
+              <w:tab w:val="right" w:leader="dot" w:pos="9350"/>
+            </w:tabs>
+            <w:rPr>
+              <w:noProof/>
+              <w:kern w:val="2"/>
+              <w:sz w:val="22"/>
+              <w:szCs w:val="22"/>
+              <w14:ligatures w14:val="standardContextual"/>
+            </w:rPr>
+          </w:pPr>
+          <w:hyperlink w:anchor="_Toc176163662" w:history="1">
+            <w:r>
+              <w:rPr>
+                <w:rStyle w:val="Hyperlink"/>
+                <w:noProof/>
+              </w:rPr>
+              <w:t>5.1.1</w:t>
+            </w:r>
+            <w:r>
+              <w:rPr>
+                <w:noProof/>
+                <w:kern w:val="2"/>
+                <w:sz w:val="22"/>
+                <w:szCs w:val="22"/>
+                <w14:ligatures w14:val="standardContextual"/>
+              </w:rPr>
+              <w:tab/>
+            </w:r>
+            <w:r>
+              <w:rPr>
+                <w:rStyle w:val="Hyperlink"/>
+                <w:noProof/>
+              </w:rPr>
+              <w:t>Fix 1: Add Delay In Driver Send Code</w:t>
+            </w:r>
+            <w:r>
+              <w:rPr>
+                <w:noProof/>
+                <w:webHidden/>
+              </w:rPr>
+              <w:tab/>
+            </w:r>
+            <w:r>
+              <w:rPr>
+                <w:noProof/>
+                <w:webHidden/>
+              </w:rPr>
+              <w:fldChar w:fldCharType="begin"/>
+            </w:r>
+            <w:r>
+              <w:rPr>
+                <w:noProof/>
+                <w:webHidden/>
+              </w:rPr>
+              <w:instrText xml:space="preserve"> PAGEREF _Toc176163662 \h </w:instrText>
+            </w:r>
+            <w:r>
+              <w:rPr>
+                <w:noProof/>
+                <w:webHidden/>
+              </w:rPr>
+            </w:r>
+            <w:r>
+              <w:rPr>
+                <w:noProof/>
+                <w:webHidden/>
+              </w:rPr>
+              <w:fldChar w:fldCharType="separate"/>
+            </w:r>
+            <w:r>
+              <w:rPr>
+                <w:noProof/>
+                <w:webHidden/>
+              </w:rPr>
+              <w:t>4</w:t>
+            </w:r>
+            <w:r>
+              <w:rPr>
+                <w:noProof/>
+                <w:webHidden/>
+              </w:rPr>
+              <w:fldChar w:fldCharType="end"/>
+            </w:r>
+          </w:hyperlink>
+        </w:p>
+        <w:p>
+          <w:pPr>
+            <w:pStyle w:val="TOC3"/>
+            <w:tabs>
+              <w:tab w:val="left" w:pos="1100"/>
+              <w:tab w:val="right" w:leader="dot" w:pos="9350"/>
+            </w:tabs>
+            <w:rPr>
+              <w:noProof/>
+              <w:kern w:val="2"/>
+              <w:sz w:val="22"/>
+              <w:szCs w:val="22"/>
+              <w14:ligatures w14:val="standardContextual"/>
+            </w:rPr>
+          </w:pPr>
+          <w:hyperlink w:anchor="_Toc176163663" w:history="1">
+            <w:r>
+              <w:rPr>
+                <w:rStyle w:val="Hyperlink"/>
+                <w:noProof/>
+              </w:rPr>
+              <w:t>5.1.2</w:t>
+            </w:r>
+            <w:r>
+              <w:rPr>
+                <w:noProof/>
+                <w:kern w:val="2"/>
+                <w:sz w:val="22"/>
+                <w:szCs w:val="22"/>
+                <w14:ligatures w14:val="standardContextual"/>
+              </w:rPr>
+              <w:tab/>
+            </w:r>
+            <w:r>
+              <w:rPr>
+                <w:rStyle w:val="Hyperlink"/>
+                <w:noProof/>
+              </w:rPr>
+              <w:t>Fix 2: Use Highest Radio Speed</w:t>
+            </w:r>
+            <w:r>
+              <w:rPr>
+                <w:noProof/>
+                <w:webHidden/>
+              </w:rPr>
+              <w:tab/>
+            </w:r>
+            <w:r>
+              <w:rPr>
+                <w:noProof/>
+                <w:webHidden/>
+              </w:rPr>
+              <w:fldChar w:fldCharType="begin"/>
+            </w:r>
+            <w:r>
+              <w:rPr>
+                <w:noProof/>
+                <w:webHidden/>
+              </w:rPr>
+              <w:instrText xml:space="preserve"> PAGEREF _Toc176163663 \h </w:instrText>
+            </w:r>
+            <w:r>
+              <w:rPr>
+                <w:noProof/>
+                <w:webHidden/>
+              </w:rPr>
+            </w:r>
+            <w:r>
+              <w:rPr>
+                <w:noProof/>
+                <w:webHidden/>
+              </w:rPr>
+              <w:fldChar w:fldCharType="separate"/>
+            </w:r>
+            <w:r>
+              <w:rPr>
+                <w:noProof/>
+                <w:webHidden/>
+              </w:rPr>
+              <w:t>4</w:t>
+            </w:r>
+            <w:r>
+              <w:rPr>
+                <w:noProof/>
+                <w:webHidden/>
+              </w:rPr>
+              <w:fldChar w:fldCharType="end"/>
+            </w:r>
+          </w:hyperlink>
+        </w:p>
+        <w:p>
+          <w:r>
+            <w:rPr>
+              <w:b/>
+              <w:bCs/>
+              <w:noProof/>
+            </w:rPr>
+            <w:fldChar w:fldCharType="end"/>
+          </w:r>
+        </w:p>
+      </w:sdtContent>
+    </w:sdt>
+    <w:p>
+      <w:pPr>
+        <w:rPr>
+          <w:caps/>
+          <w:color w:val="FFFFFF" w:themeColor="background1"/>
+          <w:spacing w:val="15"/>
+          <w:sz w:val="22"/>
+          <w:szCs w:val="22"/>
+        </w:rPr>
+      </w:pPr>
+      <w:r>
+        <w:br w:type="page"/>
+      </w:r>
+    </w:p>
     <w:p>
       <w:pPr>
         <w:pStyle w:val="Heading1"/>
       </w:pPr>
+      <w:bookmarkStart w:id="0" w:name="_Toc176163646"/>
       <w:r>
         <w:lastRenderedPageBreak/>
         <w:t>Preface</w:t>
       </w:r>
-    </w:p>
-    <w:p>
-      <w:r>
-        <w:t xml:space="preserve">I started integrating NRF24L01 transceivers with Raspberry Pi Pico microcontroller modules using micropython, but I quickly ran into trouble getting the example code to work reliably. This project is meant to document the issues and potential fixes, thus </w:t>
+      <w:bookmarkEnd w:id="0"/>
+    </w:p>
+    <w:p>
+      <w:r>
+        <w:t xml:space="preserve">I started integrating NRF24L01 transceivers with Raspberry Pi Pico microcontroller modules using </w:t>
+      </w:r>
+      <w:proofErr w:type="spellStart"/>
+      <w:r>
+        <w:t>micropython</w:t>
+      </w:r>
+      <w:proofErr w:type="spellEnd"/>
+      <w:r>
+        <w:t xml:space="preserve">, but I quickly ran into trouble getting the example code to work reliably. This project is meant to document the issues and potential fixes, thus </w:t>
       </w:r>
       <w:r>
         <w:t>leading to</w:t>
@@ -555,9 +2252,11 @@
       <w:pPr>
         <w:pStyle w:val="Heading1"/>
       </w:pPr>
+      <w:bookmarkStart w:id="1" w:name="_Toc176163647"/>
       <w:r>
         <w:t>Background</w:t>
       </w:r>
+      <w:bookmarkEnd w:id="1"/>
     </w:p>
     <w:p>
       <w:r>
@@ -572,7 +2271,15 @@
         <w:t xml:space="preserve">I am using Raspberry Pi Pico (rp2040) modules as my microcontroller of choice. </w:t>
       </w:r>
       <w:r>
-        <w:t>Picos are relatively inexpensive and are breadboard-friendly. Furthermore, they can run micropython which eases the software development effort.</w:t>
+        <w:t xml:space="preserve">Picos are relatively inexpensive and are breadboard-friendly. Furthermore, they can run </w:t>
+      </w:r>
+      <w:proofErr w:type="spellStart"/>
+      <w:r>
+        <w:t>micropython</w:t>
+      </w:r>
+      <w:proofErr w:type="spellEnd"/>
+      <w:r>
+        <w:t xml:space="preserve"> which eases the software development effort.</w:t>
       </w:r>
     </w:p>
     <w:p>
@@ -582,17 +2289,21 @@
           <w:tab w:val="left" w:pos="1770"/>
         </w:tabs>
       </w:pPr>
+      <w:bookmarkStart w:id="2" w:name="_Toc176163648"/>
       <w:r>
         <w:t>Hardware</w:t>
       </w:r>
+      <w:bookmarkEnd w:id="2"/>
     </w:p>
     <w:p>
       <w:pPr>
         <w:pStyle w:val="Heading2"/>
       </w:pPr>
+      <w:bookmarkStart w:id="3" w:name="_Toc176163649"/>
       <w:r>
         <w:t>NRF24L01</w:t>
       </w:r>
+      <w:bookmarkEnd w:id="3"/>
     </w:p>
     <w:p>
       <w:r>
@@ -607,7 +2318,7 @@
           <w:numId w:val="1"/>
         </w:numPr>
       </w:pPr>
-      <w:hyperlink r:id="rId6" w:history="1">
+      <w:hyperlink r:id="rId7" w:history="1">
         <w:r>
           <w:rPr>
             <w:rStyle w:val="Hyperlink"/>
@@ -624,7 +2335,7 @@
           <w:numId w:val="1"/>
         </w:numPr>
       </w:pPr>
-      <w:hyperlink r:id="rId7" w:history="1">
+      <w:hyperlink r:id="rId8" w:history="1">
         <w:r>
           <w:rPr>
             <w:rStyle w:val="Hyperlink"/>
@@ -638,41 +2349,68 @@
         <w:t>Both modules have the same pinout, 2x4 male pin header. However, this pinout is NOT breadboard friendly</w:t>
       </w:r>
       <w:r>
-        <w:t>. Wiring can be done using dupont style jumper wires. Another option is to use some sort of breakout board made specifically for this pinout. Either way, it is suggested to use a 10uF decoupling capacitor as close as possible to the transceiver power/ground pins.</w:t>
+        <w:t xml:space="preserve">. Wiring can be done using </w:t>
+      </w:r>
+      <w:proofErr w:type="spellStart"/>
+      <w:r>
+        <w:t>dupont</w:t>
+      </w:r>
+      <w:proofErr w:type="spellEnd"/>
+      <w:r>
+        <w:t xml:space="preserve"> style jumper wires. Another option is to use some sort of breakout board made specifically for this pinout. Either way, it is suggested to use a 10uF decoupling capacitor as close as possible to the transceiver power/ground pins.</w:t>
       </w:r>
     </w:p>
     <w:p>
       <w:pPr>
         <w:pStyle w:val="Heading2"/>
       </w:pPr>
+      <w:bookmarkStart w:id="4" w:name="_Toc176163650"/>
       <w:r>
         <w:t>Raspberry Pi Pico (RP2040)</w:t>
       </w:r>
-    </w:p>
-    <w:p>
-      <w:r>
-        <w:t>This is the cheaper (approximately $5) pico module that does not support WIFI connectivity. This module is breadboard friendly, powered by USB, and supplies sufficient 3.3V power for the transceiver.</w:t>
+      <w:bookmarkEnd w:id="4"/>
+    </w:p>
+    <w:p>
+      <w:r>
+        <w:t xml:space="preserve">This is the cheaper (approximately $5) </w:t>
+      </w:r>
+      <w:proofErr w:type="spellStart"/>
+      <w:r>
+        <w:t>pico</w:t>
+      </w:r>
+      <w:proofErr w:type="spellEnd"/>
+      <w:r>
+        <w:t xml:space="preserve"> module that does not support WIFI connectivity. This module is breadboard friendly, powered by USB, and supplies sufficient 3.3V power for the transceiver.</w:t>
       </w:r>
     </w:p>
     <w:p>
       <w:pPr>
         <w:pStyle w:val="Heading1"/>
       </w:pPr>
+      <w:bookmarkStart w:id="5" w:name="_Toc176163651"/>
       <w:r>
         <w:t>Software</w:t>
       </w:r>
+      <w:bookmarkEnd w:id="5"/>
     </w:p>
     <w:p>
       <w:pPr>
         <w:pStyle w:val="Heading2"/>
       </w:pPr>
+      <w:bookmarkStart w:id="6" w:name="_Toc176163652"/>
       <w:r>
         <w:t>Language</w:t>
       </w:r>
-    </w:p>
-    <w:p>
-      <w:r>
-        <w:t xml:space="preserve">Micropython </w:t>
+      <w:bookmarkEnd w:id="6"/>
+    </w:p>
+    <w:p>
+      <w:proofErr w:type="spellStart"/>
+      <w:r>
+        <w:t>Micropython</w:t>
+      </w:r>
+      <w:proofErr w:type="spellEnd"/>
+      <w:r>
+        <w:t xml:space="preserve"> </w:t>
       </w:r>
       <w:r>
         <w:t xml:space="preserve">(v1.22.2) </w:t>
@@ -689,16 +2427,18 @@
         <w:pStyle w:val="ListParagraph"/>
         <w:numPr>
           <w:ilvl w:val="0"/>
-          <w:numId w:val="2"/>
+          <w:numId w:val="7"/>
         </w:numPr>
       </w:pPr>
-      <w:hyperlink r:id="rId8" w:history="1">
+      <w:hyperlink r:id="rId9" w:history="1">
+        <w:proofErr w:type="spellStart"/>
         <w:r>
           <w:rPr>
             <w:rStyle w:val="Hyperlink"/>
           </w:rPr>
           <w:t>Micropython</w:t>
         </w:r>
+        <w:proofErr w:type="spellEnd"/>
       </w:hyperlink>
     </w:p>
     <w:p>
@@ -706,10 +2446,10 @@
         <w:pStyle w:val="ListParagraph"/>
         <w:numPr>
           <w:ilvl w:val="0"/>
-          <w:numId w:val="2"/>
+          <w:numId w:val="7"/>
         </w:numPr>
       </w:pPr>
-      <w:hyperlink r:id="rId9" w:history="1">
+      <w:hyperlink r:id="rId10" w:history="1">
         <w:r>
           <w:rPr>
             <w:rStyle w:val="Hyperlink"/>
@@ -722,14 +2462,31 @@
       <w:pPr>
         <w:pStyle w:val="Heading2"/>
       </w:pPr>
-      <w:r>
-        <w:lastRenderedPageBreak/>
+      <w:bookmarkStart w:id="7" w:name="_Toc176163653"/>
+      <w:r>
         <w:t>Example Code</w:t>
       </w:r>
-    </w:p>
-    <w:p>
-      <w:r>
-        <w:t>The test code used is based heavily on code from a github repository called micropython-lib. In particular I pulled the nrf24l01.py driver from here as well as a basic test suite called nrf24l01test.py.</w:t>
+      <w:bookmarkEnd w:id="7"/>
+    </w:p>
+    <w:p>
+      <w:r>
+        <w:t xml:space="preserve">The test code used is based heavily on code from a </w:t>
+      </w:r>
+      <w:proofErr w:type="spellStart"/>
+      <w:r>
+        <w:t>github</w:t>
+      </w:r>
+      <w:proofErr w:type="spellEnd"/>
+      <w:r>
+        <w:t xml:space="preserve"> repository called </w:t>
+      </w:r>
+      <w:proofErr w:type="spellStart"/>
+      <w:r>
+        <w:t>micropython</w:t>
+      </w:r>
+      <w:proofErr w:type="spellEnd"/>
+      <w:r>
+        <w:t>-lib. In particular I pulled the nrf24l01.py driver from here as well as a basic test suite called nrf24l01test.py.</w:t>
       </w:r>
     </w:p>
     <w:p>
@@ -737,21 +2494,29 @@
         <w:pStyle w:val="ListParagraph"/>
         <w:numPr>
           <w:ilvl w:val="0"/>
-          <w:numId w:val="3"/>
+          <w:numId w:val="6"/>
         </w:numPr>
       </w:pPr>
-      <w:hyperlink r:id="rId10" w:history="1">
+      <w:hyperlink r:id="rId11" w:history="1">
+        <w:proofErr w:type="spellStart"/>
         <w:r>
           <w:rPr>
             <w:rStyle w:val="Hyperlink"/>
           </w:rPr>
-          <w:t>Github Code Folder</w:t>
+          <w:t>Github</w:t>
+        </w:r>
+        <w:proofErr w:type="spellEnd"/>
+        <w:r>
+          <w:rPr>
+            <w:rStyle w:val="Hyperlink"/>
+          </w:rPr>
+          <w:t xml:space="preserve"> Code Folder</w:t>
         </w:r>
       </w:hyperlink>
     </w:p>
     <w:p>
       <w:r>
-        <w:t>I modified the test suite to use a class and to support configuring different aspects of the transceiver setup. In particular, I can specify each of the following attributes.</w:t>
+        <w:t>I modified the test suite to use a class and to support configuring different aspects of the transceiver setup. In particular, I can specify the following attributes.</w:t>
       </w:r>
     </w:p>
     <w:p>
@@ -761,47 +2526,295 @@
           <w:tab w:val="left" w:pos="3840"/>
         </w:tabs>
       </w:pPr>
+      <w:bookmarkStart w:id="8" w:name="_Toc176163654"/>
       <w:r>
         <w:t>Driver Name (driver_name)</w:t>
       </w:r>
-    </w:p>
-    <w:p>
-      <w:r>
-        <w:t>While experimenting with various workarounds and fixes in the driver, it made sense to specify the actual driver used. Drivers would live in the drivers folder and start with “nrf24l01” and end with “.py”.</w:t>
+      <w:bookmarkEnd w:id="8"/>
+    </w:p>
+    <w:p>
+      <w:r>
+        <w:t xml:space="preserve">While experimenting with various workarounds and fixes in the driver, it made sense to specify the actual driver used. Drivers would live in the </w:t>
+      </w:r>
+      <w:proofErr w:type="gramStart"/>
+      <w:r>
+        <w:t>drivers</w:t>
+      </w:r>
+      <w:proofErr w:type="gramEnd"/>
+      <w:r>
+        <w:t xml:space="preserve"> folder and start with “nrf24l01” and end with “.</w:t>
+      </w:r>
+      <w:proofErr w:type="spellStart"/>
+      <w:r>
+        <w:t>py</w:t>
+      </w:r>
+      <w:proofErr w:type="spellEnd"/>
+      <w:r>
+        <w:t>”.</w:t>
+      </w:r>
+    </w:p>
+    <w:p>
+      <w:r>
+        <w:t xml:space="preserve">This attribute is a string representing the </w:t>
+      </w:r>
+      <w:proofErr w:type="spellStart"/>
+      <w:r>
+        <w:t>basename</w:t>
+      </w:r>
+      <w:proofErr w:type="spellEnd"/>
+      <w:r>
+        <w:t xml:space="preserve"> of the driver to use.</w:t>
       </w:r>
     </w:p>
     <w:p>
       <w:pPr>
         <w:pStyle w:val="Heading3"/>
       </w:pPr>
+      <w:bookmarkStart w:id="9" w:name="_Toc176163655"/>
       <w:r>
         <w:t>CE GPIO Number (ce_gpio)</w:t>
       </w:r>
-    </w:p>
-    <w:p>
-      <w:r>
-        <w:t>For wiring purposes it made sense to use adjacent pins on the Pico controller as much as possible. One stretch of GPIO pins have SPI functionality. The next closest pin to use for CE is GPIO20.</w:t>
+      <w:bookmarkEnd w:id="9"/>
+    </w:p>
+    <w:p>
+      <w:r>
+        <w:t xml:space="preserve">For wiring </w:t>
+      </w:r>
+      <w:proofErr w:type="gramStart"/>
+      <w:r>
+        <w:t>purposes</w:t>
+      </w:r>
+      <w:proofErr w:type="gramEnd"/>
+      <w:r>
+        <w:t xml:space="preserve"> it made sense to use adjacent pins on the Pico controller as much as possible. One stretch of GPIO pins have SPI functionality. The next closest pin to use for CE is GPIO20.</w:t>
+      </w:r>
+    </w:p>
+    <w:p>
+      <w:r>
+        <w:t>This attribute is an integer representing the GPIO number.</w:t>
+      </w:r>
+    </w:p>
+    <w:p>
+      <w:pPr>
+        <w:pStyle w:val="Heading3"/>
+      </w:pPr>
+      <w:bookmarkStart w:id="10" w:name="_Toc176163656"/>
+      <w:r>
+        <w:t>Channel Number (channel)</w:t>
+      </w:r>
+      <w:bookmarkEnd w:id="10"/>
+    </w:p>
+    <w:p>
+      <w:r>
+        <w:t>The radio channel number must be set the same for both initiator and responder. Setting this allows testing various channels to determine reliability of communication.</w:t>
+      </w:r>
+    </w:p>
+    <w:p>
+      <w:r>
+        <w:t>This attribute is an integer representing the actual NRF24L01 radio channel number.</w:t>
+      </w:r>
+    </w:p>
+    <w:p>
+      <w:pPr>
+        <w:pStyle w:val="Heading3"/>
+      </w:pPr>
+      <w:bookmarkStart w:id="11" w:name="_Toc176163657"/>
+      <w:r>
+        <w:t>Radio Power (power)</w:t>
+      </w:r>
+      <w:bookmarkEnd w:id="11"/>
+    </w:p>
+    <w:p>
+      <w:r>
+        <w:t>The radio power can be set to one of four values from low to high.</w:t>
+      </w:r>
+    </w:p>
+    <w:p>
+      <w:r>
+        <w:t xml:space="preserve">This attribute is a string representing the four allowable </w:t>
+      </w:r>
+      <w:proofErr w:type="spellStart"/>
+      <w:r>
+        <w:t>enums</w:t>
+      </w:r>
+      <w:proofErr w:type="spellEnd"/>
+      <w:r>
+        <w:t xml:space="preserve"> for power (POWER_0, POWER_1, POWER_2, POWER_3).</w:t>
+      </w:r>
+    </w:p>
+    <w:p>
+      <w:pPr>
+        <w:pStyle w:val="Heading3"/>
+      </w:pPr>
+      <w:bookmarkStart w:id="12" w:name="_Toc176163658"/>
+      <w:r>
+        <w:t>Radio Speed (speed)</w:t>
+      </w:r>
+      <w:bookmarkEnd w:id="12"/>
+    </w:p>
+    <w:p>
+      <w:r>
+        <w:t>The radio speed can be set to one of three values from low to high.</w:t>
+      </w:r>
+    </w:p>
+    <w:p>
+      <w:r>
+        <w:t xml:space="preserve">This attribute is a string representing the three allowable </w:t>
+      </w:r>
+      <w:proofErr w:type="spellStart"/>
+      <w:r>
+        <w:t>enums</w:t>
+      </w:r>
+      <w:proofErr w:type="spellEnd"/>
+      <w:r>
+        <w:t xml:space="preserve"> for speed (SPEED_250K, SPEED_1M, SPEED_2M).</w:t>
+      </w:r>
+    </w:p>
+    <w:p>
+      <w:pPr>
+        <w:pStyle w:val="Heading3"/>
+      </w:pPr>
+      <w:bookmarkStart w:id="13" w:name="_Toc176163659"/>
+      <w:r>
+        <w:lastRenderedPageBreak/>
+        <w:t>Trigger GPIO Number (trig_gpio)</w:t>
+      </w:r>
+      <w:bookmarkEnd w:id="13"/>
+    </w:p>
+    <w:p>
+      <w:r>
+        <w:t xml:space="preserve">This is simply a GPIO pin that can be used as a trigger or for any other timing purpose. For example, the initiator can set this </w:t>
+      </w:r>
+      <w:proofErr w:type="spellStart"/>
+      <w:r>
+        <w:t>gpio</w:t>
+      </w:r>
+      <w:proofErr w:type="spellEnd"/>
+      <w:r>
+        <w:t xml:space="preserve"> when transmission starts and clear it when transmission is complete.</w:t>
+      </w:r>
+    </w:p>
+    <w:p>
+      <w:r>
+        <w:t>This attribute is an integer representing the GPIO number.</w:t>
       </w:r>
     </w:p>
     <w:p>
       <w:pPr>
         <w:pStyle w:val="Heading1"/>
       </w:pPr>
+      <w:bookmarkStart w:id="14" w:name="_Toc176163660"/>
       <w:r>
         <w:t>Problem 1: Initiator No Ack From Responder</w:t>
       </w:r>
+      <w:bookmarkEnd w:id="14"/>
     </w:p>
     <w:p>
       <w:pPr>
         <w:pStyle w:val="Heading2"/>
       </w:pPr>
+      <w:bookmarkStart w:id="15" w:name="_Toc176163661"/>
       <w:r>
         <w:t>Symptom</w:t>
       </w:r>
+      <w:bookmarkEnd w:id="15"/>
     </w:p>
     <w:p>
       <w:r>
         <w:t>Initiator reports sending the packet. Responder reports receiving the packet (packet is correct). Responder reports sending a response. Initiator reports a failure indicating a time-out waiting for response.</w:t>
+      </w:r>
+    </w:p>
+    <w:p>
+      <w:pPr>
+        <w:pStyle w:val="Heading3"/>
+      </w:pPr>
+      <w:bookmarkStart w:id="16" w:name="_Toc176163662"/>
+      <w:r>
+        <w:t>Fix 1: Add Delay In Driver Send Code</w:t>
+      </w:r>
+      <w:bookmarkEnd w:id="16"/>
+    </w:p>
+    <w:p>
+      <w:r>
+        <w:t xml:space="preserve">I used a logic analyzer to show the SPI traffic on the initiator. </w:t>
+      </w:r>
+    </w:p>
+    <w:p>
+      <w:r>
+        <w:t xml:space="preserve">In the </w:t>
+      </w:r>
+      <w:proofErr w:type="gramStart"/>
+      <w:r>
+        <w:t>send(</w:t>
+      </w:r>
+      <w:proofErr w:type="gramEnd"/>
+      <w:r>
+        <w:t xml:space="preserve">) method, there is a loop where </w:t>
+      </w:r>
+      <w:proofErr w:type="spellStart"/>
+      <w:r>
+        <w:t>send_done</w:t>
+      </w:r>
+      <w:proofErr w:type="spellEnd"/>
+      <w:r>
+        <w:t xml:space="preserve">() is called and the result evaluated to determine if the packet was acknowledged or the number of retries was exhausted. Within the </w:t>
+      </w:r>
+      <w:proofErr w:type="spellStart"/>
+      <w:r>
+        <w:t>send_</w:t>
+      </w:r>
+      <w:proofErr w:type="gramStart"/>
+      <w:r>
+        <w:t>done</w:t>
+      </w:r>
+      <w:proofErr w:type="spellEnd"/>
+      <w:r>
+        <w:t>(</w:t>
+      </w:r>
+      <w:proofErr w:type="gramEnd"/>
+      <w:r>
+        <w:t>) method, the STATUS register is immediately read. I think I discovered a race condition where the incoming acknowledge cannot be seen while the register read is in progress.</w:t>
+      </w:r>
+    </w:p>
+    <w:p>
+      <w:r>
+        <w:t xml:space="preserve">The fix was to add a short (800us) delay after each call to </w:t>
+      </w:r>
+      <w:proofErr w:type="spellStart"/>
+      <w:r>
+        <w:t>send_</w:t>
+      </w:r>
+      <w:proofErr w:type="gramStart"/>
+      <w:r>
+        <w:t>done</w:t>
+      </w:r>
+      <w:proofErr w:type="spellEnd"/>
+      <w:r>
+        <w:t>(</w:t>
+      </w:r>
+      <w:proofErr w:type="gramEnd"/>
+      <w:r>
+        <w:t>).</w:t>
+      </w:r>
+    </w:p>
+    <w:p>
+      <w:r>
+        <w:t>Without this fix, I could not get any successful packet communication between initiator and responder.</w:t>
+      </w:r>
+    </w:p>
+    <w:p>
+      <w:pPr>
+        <w:pStyle w:val="Heading3"/>
+      </w:pPr>
+      <w:bookmarkStart w:id="17" w:name="_Toc176163663"/>
+      <w:r>
+        <w:t>Fix 2: Use Highest Radio Speed</w:t>
+      </w:r>
+      <w:bookmarkEnd w:id="17"/>
+    </w:p>
+    <w:p>
+      <w:r>
+        <w:t>I empirically determined that communication was most reliable using the highest speed (SPEED_2M). Communication was less reliable using the medium speed (SPEED_1M). I could not get any successful communication using the slow speed (SPEED_250K).</w:t>
       </w:r>
     </w:p>
     <w:sectPr>
@@ -819,6 +2832,303 @@
 <file path=word/numbering.xml><?xml version="1.0" encoding="utf-8"?>
 <w:numbering xmlns:wpc="http://schemas.microsoft.com/office/word/2010/wordprocessingCanvas" xmlns:cx="http://schemas.microsoft.com/office/drawing/2014/chartex" xmlns:cx1="http://schemas.microsoft.com/office/drawing/2015/9/8/chartex" xmlns:cx2="http://schemas.microsoft.com/office/drawing/2015/10/21/chartex" xmlns:cx3="http://schemas.microsoft.com/office/drawing/2016/5/9/chartex" xmlns:cx4="http://schemas.microsoft.com/office/drawing/2016/5/10/chartex" xmlns:cx5="http://schemas.microsoft.com/office/drawing/2016/5/11/chartex" xmlns:cx6="http://schemas.microsoft.com/office/drawing/2016/5/12/chartex" xmlns:cx7="http://schemas.microsoft.com/office/drawing/2016/5/13/chartex" xmlns:cx8="http://schemas.microsoft.com/office/drawing/2016/5/14/chartex" xmlns:mc="http://schemas.openxmlformats.org/markup-compatibility/2006" xmlns:aink="http://schemas.microsoft.com/office/drawing/2016/ink" xmlns:am3d="http://schemas.microsoft.com/office/drawing/2017/model3d" xmlns:o="urn:schemas-microsoft-com:office:office" xmlns:oel="http://schemas.microsoft.com/office/2019/extlst" xmlns:r="http://schemas.openxmlformats.org/officeDocument/2006/relationships" xmlns:m="http://schemas.openxmlformats.org/officeDocument/2006/math" xmlns:v="urn:schemas-microsoft-com:vml" xmlns:wp14="http://schemas.microsoft.com/office/word/2010/wordprocessingDrawing" xmlns:wp="http://schemas.openxmlformats.org/drawingml/2006/wordprocessingDrawing" xmlns:w10="urn:schemas-microsoft-com:office:word" xmlns:w="http://schemas.openxmlformats.org/wordprocessingml/2006/main" xmlns:w14="http://schemas.microsoft.com/office/word/2010/wordml" xmlns:w15="http://schemas.microsoft.com/office/word/2012/wordml" xmlns:w16cex="http://schemas.microsoft.com/office/word/2018/wordml/cex" xmlns:w16cid="http://schemas.microsoft.com/office/word/2016/wordml/cid" xmlns:w16="http://schemas.microsoft.com/office/word/2018/wordml" xmlns:w16du="http://schemas.microsoft.com/office/word/2023/wordml/word16du" xmlns:w16sdtdh="http://schemas.microsoft.com/office/word/2020/wordml/sdtdatahash" xmlns:w16se="http://schemas.microsoft.com/office/word/2015/wordml/symex" xmlns:wpg="http://schemas.microsoft.com/office/word/2010/wordprocessingGroup" xmlns:wpi="http://schemas.microsoft.com/office/word/2010/wordprocessingInk" xmlns:wne="http://schemas.microsoft.com/office/word/2006/wordml" xmlns:wps="http://schemas.microsoft.com/office/word/2010/wordprocessingShape" mc:Ignorable="w14 w15 w16se w16cid w16 w16cex w16sdtdh w16du wp14">
   <w:abstractNum w:abstractNumId="0" w15:restartNumberingAfterBreak="0">
+    <w:nsid w:val="02A652F8"/>
+    <w:multiLevelType w:val="hybridMultilevel"/>
+    <w:tmpl w:val="6C3A7B78"/>
+    <w:lvl w:ilvl="0" w:tplc="04090001">
+      <w:start w:val="1"/>
+      <w:numFmt w:val="bullet"/>
+      <w:lvlText w:val=""/>
+      <w:lvlJc w:val="left"/>
+      <w:pPr>
+        <w:ind w:left="720" w:hanging="360"/>
+      </w:pPr>
+      <w:rPr>
+        <w:rFonts w:ascii="Symbol" w:hAnsi="Symbol" w:hint="default"/>
+      </w:rPr>
+    </w:lvl>
+    <w:lvl w:ilvl="1" w:tplc="FFFFFFFF" w:tentative="1">
+      <w:start w:val="1"/>
+      <w:numFmt w:val="lowerLetter"/>
+      <w:lvlText w:val="%2."/>
+      <w:lvlJc w:val="left"/>
+      <w:pPr>
+        <w:ind w:left="1440" w:hanging="360"/>
+      </w:pPr>
+    </w:lvl>
+    <w:lvl w:ilvl="2" w:tplc="FFFFFFFF" w:tentative="1">
+      <w:start w:val="1"/>
+      <w:numFmt w:val="lowerRoman"/>
+      <w:lvlText w:val="%3."/>
+      <w:lvlJc w:val="right"/>
+      <w:pPr>
+        <w:ind w:left="2160" w:hanging="180"/>
+      </w:pPr>
+    </w:lvl>
+    <w:lvl w:ilvl="3" w:tplc="FFFFFFFF" w:tentative="1">
+      <w:start w:val="1"/>
+      <w:numFmt w:val="decimal"/>
+      <w:lvlText w:val="%4."/>
+      <w:lvlJc w:val="left"/>
+      <w:pPr>
+        <w:ind w:left="2880" w:hanging="360"/>
+      </w:pPr>
+    </w:lvl>
+    <w:lvl w:ilvl="4" w:tplc="FFFFFFFF" w:tentative="1">
+      <w:start w:val="1"/>
+      <w:numFmt w:val="lowerLetter"/>
+      <w:lvlText w:val="%5."/>
+      <w:lvlJc w:val="left"/>
+      <w:pPr>
+        <w:ind w:left="3600" w:hanging="360"/>
+      </w:pPr>
+    </w:lvl>
+    <w:lvl w:ilvl="5" w:tplc="FFFFFFFF" w:tentative="1">
+      <w:start w:val="1"/>
+      <w:numFmt w:val="lowerRoman"/>
+      <w:lvlText w:val="%6."/>
+      <w:lvlJc w:val="right"/>
+      <w:pPr>
+        <w:ind w:left="4320" w:hanging="180"/>
+      </w:pPr>
+    </w:lvl>
+    <w:lvl w:ilvl="6" w:tplc="FFFFFFFF" w:tentative="1">
+      <w:start w:val="1"/>
+      <w:numFmt w:val="decimal"/>
+      <w:lvlText w:val="%7."/>
+      <w:lvlJc w:val="left"/>
+      <w:pPr>
+        <w:ind w:left="5040" w:hanging="360"/>
+      </w:pPr>
+    </w:lvl>
+    <w:lvl w:ilvl="7" w:tplc="FFFFFFFF" w:tentative="1">
+      <w:start w:val="1"/>
+      <w:numFmt w:val="lowerLetter"/>
+      <w:lvlText w:val="%8."/>
+      <w:lvlJc w:val="left"/>
+      <w:pPr>
+        <w:ind w:left="5760" w:hanging="360"/>
+      </w:pPr>
+    </w:lvl>
+    <w:lvl w:ilvl="8" w:tplc="FFFFFFFF" w:tentative="1">
+      <w:start w:val="1"/>
+      <w:numFmt w:val="lowerRoman"/>
+      <w:lvlText w:val="%9."/>
+      <w:lvlJc w:val="right"/>
+      <w:pPr>
+        <w:ind w:left="6480" w:hanging="180"/>
+      </w:pPr>
+    </w:lvl>
+  </w:abstractNum>
+  <w:abstractNum w:abstractNumId="1" w15:restartNumberingAfterBreak="0">
+    <w:nsid w:val="0F625246"/>
+    <w:multiLevelType w:val="multilevel"/>
+    <w:tmpl w:val="04090025"/>
+    <w:lvl w:ilvl="0">
+      <w:start w:val="1"/>
+      <w:numFmt w:val="decimal"/>
+      <w:pStyle w:val="Heading1"/>
+      <w:lvlText w:val="%1"/>
+      <w:lvlJc w:val="left"/>
+      <w:pPr>
+        <w:ind w:left="432" w:hanging="432"/>
+      </w:pPr>
+    </w:lvl>
+    <w:lvl w:ilvl="1">
+      <w:start w:val="1"/>
+      <w:numFmt w:val="decimal"/>
+      <w:pStyle w:val="Heading2"/>
+      <w:lvlText w:val="%1.%2"/>
+      <w:lvlJc w:val="left"/>
+      <w:pPr>
+        <w:ind w:left="576" w:hanging="576"/>
+      </w:pPr>
+    </w:lvl>
+    <w:lvl w:ilvl="2">
+      <w:start w:val="1"/>
+      <w:numFmt w:val="decimal"/>
+      <w:pStyle w:val="Heading3"/>
+      <w:lvlText w:val="%1.%2.%3"/>
+      <w:lvlJc w:val="left"/>
+      <w:pPr>
+        <w:ind w:left="720" w:hanging="720"/>
+      </w:pPr>
+    </w:lvl>
+    <w:lvl w:ilvl="3">
+      <w:start w:val="1"/>
+      <w:numFmt w:val="decimal"/>
+      <w:pStyle w:val="Heading4"/>
+      <w:lvlText w:val="%1.%2.%3.%4"/>
+      <w:lvlJc w:val="left"/>
+      <w:pPr>
+        <w:ind w:left="864" w:hanging="864"/>
+      </w:pPr>
+    </w:lvl>
+    <w:lvl w:ilvl="4">
+      <w:start w:val="1"/>
+      <w:numFmt w:val="decimal"/>
+      <w:pStyle w:val="Heading5"/>
+      <w:lvlText w:val="%1.%2.%3.%4.%5"/>
+      <w:lvlJc w:val="left"/>
+      <w:pPr>
+        <w:ind w:left="1008" w:hanging="1008"/>
+      </w:pPr>
+    </w:lvl>
+    <w:lvl w:ilvl="5">
+      <w:start w:val="1"/>
+      <w:numFmt w:val="decimal"/>
+      <w:pStyle w:val="Heading6"/>
+      <w:lvlText w:val="%1.%2.%3.%4.%5.%6"/>
+      <w:lvlJc w:val="left"/>
+      <w:pPr>
+        <w:ind w:left="1152" w:hanging="1152"/>
+      </w:pPr>
+    </w:lvl>
+    <w:lvl w:ilvl="6">
+      <w:start w:val="1"/>
+      <w:numFmt w:val="decimal"/>
+      <w:pStyle w:val="Heading7"/>
+      <w:lvlText w:val="%1.%2.%3.%4.%5.%6.%7"/>
+      <w:lvlJc w:val="left"/>
+      <w:pPr>
+        <w:ind w:left="1296" w:hanging="1296"/>
+      </w:pPr>
+    </w:lvl>
+    <w:lvl w:ilvl="7">
+      <w:start w:val="1"/>
+      <w:numFmt w:val="decimal"/>
+      <w:pStyle w:val="Heading8"/>
+      <w:lvlText w:val="%1.%2.%3.%4.%5.%6.%7.%8"/>
+      <w:lvlJc w:val="left"/>
+      <w:pPr>
+        <w:ind w:left="1440" w:hanging="1440"/>
+      </w:pPr>
+    </w:lvl>
+    <w:lvl w:ilvl="8">
+      <w:start w:val="1"/>
+      <w:numFmt w:val="decimal"/>
+      <w:pStyle w:val="Heading9"/>
+      <w:lvlText w:val="%1.%2.%3.%4.%5.%6.%7.%8.%9"/>
+      <w:lvlJc w:val="left"/>
+      <w:pPr>
+        <w:ind w:left="1584" w:hanging="1584"/>
+      </w:pPr>
+    </w:lvl>
+  </w:abstractNum>
+  <w:abstractNum w:abstractNumId="2" w15:restartNumberingAfterBreak="0">
+    <w:nsid w:val="128774AE"/>
+    <w:multiLevelType w:val="hybridMultilevel"/>
+    <w:tmpl w:val="F48653E0"/>
+    <w:lvl w:ilvl="0" w:tplc="04090001">
+      <w:start w:val="1"/>
+      <w:numFmt w:val="bullet"/>
+      <w:lvlText w:val=""/>
+      <w:lvlJc w:val="left"/>
+      <w:pPr>
+        <w:ind w:left="720" w:hanging="360"/>
+      </w:pPr>
+      <w:rPr>
+        <w:rFonts w:ascii="Symbol" w:hAnsi="Symbol" w:hint="default"/>
+      </w:rPr>
+    </w:lvl>
+    <w:lvl w:ilvl="1" w:tplc="04090003" w:tentative="1">
+      <w:start w:val="1"/>
+      <w:numFmt w:val="bullet"/>
+      <w:lvlText w:val="o"/>
+      <w:lvlJc w:val="left"/>
+      <w:pPr>
+        <w:ind w:left="1440" w:hanging="360"/>
+      </w:pPr>
+      <w:rPr>
+        <w:rFonts w:ascii="Courier New" w:hAnsi="Courier New" w:cs="Courier New" w:hint="default"/>
+      </w:rPr>
+    </w:lvl>
+    <w:lvl w:ilvl="2" w:tplc="04090005" w:tentative="1">
+      <w:start w:val="1"/>
+      <w:numFmt w:val="bullet"/>
+      <w:lvlText w:val=""/>
+      <w:lvlJc w:val="left"/>
+      <w:pPr>
+        <w:ind w:left="2160" w:hanging="360"/>
+      </w:pPr>
+      <w:rPr>
+        <w:rFonts w:ascii="Wingdings" w:hAnsi="Wingdings" w:hint="default"/>
+      </w:rPr>
+    </w:lvl>
+    <w:lvl w:ilvl="3" w:tplc="04090001" w:tentative="1">
+      <w:start w:val="1"/>
+      <w:numFmt w:val="bullet"/>
+      <w:lvlText w:val=""/>
+      <w:lvlJc w:val="left"/>
+      <w:pPr>
+        <w:ind w:left="2880" w:hanging="360"/>
+      </w:pPr>
+      <w:rPr>
+        <w:rFonts w:ascii="Symbol" w:hAnsi="Symbol" w:hint="default"/>
+      </w:rPr>
+    </w:lvl>
+    <w:lvl w:ilvl="4" w:tplc="04090003" w:tentative="1">
+      <w:start w:val="1"/>
+      <w:numFmt w:val="bullet"/>
+      <w:lvlText w:val="o"/>
+      <w:lvlJc w:val="left"/>
+      <w:pPr>
+        <w:ind w:left="3600" w:hanging="360"/>
+      </w:pPr>
+      <w:rPr>
+        <w:rFonts w:ascii="Courier New" w:hAnsi="Courier New" w:cs="Courier New" w:hint="default"/>
+      </w:rPr>
+    </w:lvl>
+    <w:lvl w:ilvl="5" w:tplc="04090005" w:tentative="1">
+      <w:start w:val="1"/>
+      <w:numFmt w:val="bullet"/>
+      <w:lvlText w:val=""/>
+      <w:lvlJc w:val="left"/>
+      <w:pPr>
+        <w:ind w:left="4320" w:hanging="360"/>
+      </w:pPr>
+      <w:rPr>
+        <w:rFonts w:ascii="Wingdings" w:hAnsi="Wingdings" w:hint="default"/>
+      </w:rPr>
+    </w:lvl>
+    <w:lvl w:ilvl="6" w:tplc="04090001" w:tentative="1">
+      <w:start w:val="1"/>
+      <w:numFmt w:val="bullet"/>
+      <w:lvlText w:val=""/>
+      <w:lvlJc w:val="left"/>
+      <w:pPr>
+        <w:ind w:left="5040" w:hanging="360"/>
+      </w:pPr>
+      <w:rPr>
+        <w:rFonts w:ascii="Symbol" w:hAnsi="Symbol" w:hint="default"/>
+      </w:rPr>
+    </w:lvl>
+    <w:lvl w:ilvl="7" w:tplc="04090003" w:tentative="1">
+      <w:start w:val="1"/>
+      <w:numFmt w:val="bullet"/>
+      <w:lvlText w:val="o"/>
+      <w:lvlJc w:val="left"/>
+      <w:pPr>
+        <w:ind w:left="5760" w:hanging="360"/>
+      </w:pPr>
+      <w:rPr>
+        <w:rFonts w:ascii="Courier New" w:hAnsi="Courier New" w:cs="Courier New" w:hint="default"/>
+      </w:rPr>
+    </w:lvl>
+    <w:lvl w:ilvl="8" w:tplc="04090005" w:tentative="1">
+      <w:start w:val="1"/>
+      <w:numFmt w:val="bullet"/>
+      <w:lvlText w:val=""/>
+      <w:lvlJc w:val="left"/>
+      <w:pPr>
+        <w:ind w:left="6480" w:hanging="360"/>
+      </w:pPr>
+      <w:rPr>
+        <w:rFonts w:ascii="Wingdings" w:hAnsi="Wingdings" w:hint="default"/>
+      </w:rPr>
+    </w:lvl>
+  </w:abstractNum>
+  <w:abstractNum w:abstractNumId="3" w15:restartNumberingAfterBreak="0">
     <w:nsid w:val="370F7C57"/>
     <w:multiLevelType w:val="hybridMultilevel"/>
     <w:tmpl w:val="C61E2B12"/>
@@ -904,7 +3214,7 @@
       </w:pPr>
     </w:lvl>
   </w:abstractNum>
-  <w:abstractNum w:abstractNumId="1" w15:restartNumberingAfterBreak="0">
+  <w:abstractNum w:abstractNumId="4" w15:restartNumberingAfterBreak="0">
     <w:nsid w:val="4B303EF8"/>
     <w:multiLevelType w:val="hybridMultilevel"/>
     <w:tmpl w:val="C9E04DBE"/>
@@ -990,7 +3300,96 @@
       </w:pPr>
     </w:lvl>
   </w:abstractNum>
-  <w:abstractNum w:abstractNumId="2" w15:restartNumberingAfterBreak="0">
+  <w:abstractNum w:abstractNumId="5" w15:restartNumberingAfterBreak="0">
+    <w:nsid w:val="4CBB71CD"/>
+    <w:multiLevelType w:val="hybridMultilevel"/>
+    <w:tmpl w:val="4F644282"/>
+    <w:lvl w:ilvl="0" w:tplc="01BA7CCE">
+      <w:start w:val="1"/>
+      <w:numFmt w:val="decimal"/>
+      <w:lvlText w:val="%1.1"/>
+      <w:lvlJc w:val="left"/>
+      <w:pPr>
+        <w:ind w:left="360" w:hanging="360"/>
+      </w:pPr>
+      <w:rPr>
+        <w:rFonts w:hint="default"/>
+      </w:rPr>
+    </w:lvl>
+    <w:lvl w:ilvl="1" w:tplc="04090019" w:tentative="1">
+      <w:start w:val="1"/>
+      <w:numFmt w:val="lowerLetter"/>
+      <w:lvlText w:val="%2."/>
+      <w:lvlJc w:val="left"/>
+      <w:pPr>
+        <w:ind w:left="1440" w:hanging="360"/>
+      </w:pPr>
+    </w:lvl>
+    <w:lvl w:ilvl="2" w:tplc="0409001B" w:tentative="1">
+      <w:start w:val="1"/>
+      <w:numFmt w:val="lowerRoman"/>
+      <w:lvlText w:val="%3."/>
+      <w:lvlJc w:val="right"/>
+      <w:pPr>
+        <w:ind w:left="2160" w:hanging="180"/>
+      </w:pPr>
+    </w:lvl>
+    <w:lvl w:ilvl="3" w:tplc="0409000F" w:tentative="1">
+      <w:start w:val="1"/>
+      <w:numFmt w:val="decimal"/>
+      <w:lvlText w:val="%4."/>
+      <w:lvlJc w:val="left"/>
+      <w:pPr>
+        <w:ind w:left="2880" w:hanging="360"/>
+      </w:pPr>
+    </w:lvl>
+    <w:lvl w:ilvl="4" w:tplc="04090019" w:tentative="1">
+      <w:start w:val="1"/>
+      <w:numFmt w:val="lowerLetter"/>
+      <w:lvlText w:val="%5."/>
+      <w:lvlJc w:val="left"/>
+      <w:pPr>
+        <w:ind w:left="3600" w:hanging="360"/>
+      </w:pPr>
+    </w:lvl>
+    <w:lvl w:ilvl="5" w:tplc="0409001B" w:tentative="1">
+      <w:start w:val="1"/>
+      <w:numFmt w:val="lowerRoman"/>
+      <w:lvlText w:val="%6."/>
+      <w:lvlJc w:val="right"/>
+      <w:pPr>
+        <w:ind w:left="4320" w:hanging="180"/>
+      </w:pPr>
+    </w:lvl>
+    <w:lvl w:ilvl="6" w:tplc="0409000F" w:tentative="1">
+      <w:start w:val="1"/>
+      <w:numFmt w:val="decimal"/>
+      <w:lvlText w:val="%7."/>
+      <w:lvlJc w:val="left"/>
+      <w:pPr>
+        <w:ind w:left="5040" w:hanging="360"/>
+      </w:pPr>
+    </w:lvl>
+    <w:lvl w:ilvl="7" w:tplc="04090019" w:tentative="1">
+      <w:start w:val="1"/>
+      <w:numFmt w:val="lowerLetter"/>
+      <w:lvlText w:val="%8."/>
+      <w:lvlJc w:val="left"/>
+      <w:pPr>
+        <w:ind w:left="5760" w:hanging="360"/>
+      </w:pPr>
+    </w:lvl>
+    <w:lvl w:ilvl="8" w:tplc="0409001B" w:tentative="1">
+      <w:start w:val="1"/>
+      <w:numFmt w:val="lowerRoman"/>
+      <w:lvlText w:val="%9."/>
+      <w:lvlJc w:val="right"/>
+      <w:pPr>
+        <w:ind w:left="6480" w:hanging="180"/>
+      </w:pPr>
+    </w:lvl>
+  </w:abstractNum>
+  <w:abstractNum w:abstractNumId="6" w15:restartNumberingAfterBreak="0">
     <w:nsid w:val="61525CD5"/>
     <w:multiLevelType w:val="hybridMultilevel"/>
     <w:tmpl w:val="4470D7B8"/>
@@ -1077,13 +3476,25 @@
     </w:lvl>
   </w:abstractNum>
   <w:num w:numId="1" w16cid:durableId="1933775000">
+    <w:abstractNumId w:val="4"/>
+  </w:num>
+  <w:num w:numId="2" w16cid:durableId="1585842527">
+    <w:abstractNumId w:val="3"/>
+  </w:num>
+  <w:num w:numId="3" w16cid:durableId="777796934">
+    <w:abstractNumId w:val="6"/>
+  </w:num>
+  <w:num w:numId="4" w16cid:durableId="273943305">
     <w:abstractNumId w:val="1"/>
   </w:num>
-  <w:num w:numId="2" w16cid:durableId="1585842527">
+  <w:num w:numId="5" w16cid:durableId="998193887">
+    <w:abstractNumId w:val="5"/>
+  </w:num>
+  <w:num w:numId="6" w16cid:durableId="1531260207">
+    <w:abstractNumId w:val="2"/>
+  </w:num>
+  <w:num w:numId="7" w16cid:durableId="747532940">
     <w:abstractNumId w:val="0"/>
-  </w:num>
-  <w:num w:numId="3" w16cid:durableId="777796934">
-    <w:abstractNumId w:val="2"/>
   </w:num>
 </w:numbering>
 </file>
@@ -1093,17 +3504,13 @@
   <w:docDefaults>
     <w:rPrDefault>
       <w:rPr>
-        <w:rFonts w:asciiTheme="minorHAnsi" w:eastAsiaTheme="minorHAnsi" w:hAnsiTheme="minorHAnsi" w:cstheme="minorBidi"/>
-        <w:kern w:val="2"/>
-        <w:sz w:val="22"/>
-        <w:szCs w:val="22"/>
+        <w:rFonts w:asciiTheme="minorHAnsi" w:eastAsiaTheme="minorEastAsia" w:hAnsiTheme="minorHAnsi" w:cstheme="minorBidi"/>
         <w:lang w:val="en-US" w:eastAsia="en-US" w:bidi="ar-SA"/>
-        <w14:ligatures w14:val="standardContextual"/>
       </w:rPr>
     </w:rPrDefault>
     <w:pPrDefault>
       <w:pPr>
-        <w:spacing w:after="160" w:line="259" w:lineRule="auto"/>
+        <w:spacing w:before="100" w:after="200" w:line="276" w:lineRule="auto"/>
       </w:pPr>
     </w:pPrDefault>
   </w:docDefaults>
@@ -1488,6 +3895,7 @@
   <w:style w:type="paragraph" w:default="1" w:styleId="Normal">
     <w:name w:val="Normal"/>
     <w:qFormat/>
+    <w:rsid w:val="00FB0F10"/>
   </w:style>
   <w:style w:type="paragraph" w:styleId="Heading1">
     <w:name w:val="heading 1"/>
@@ -1496,18 +3904,27 @@
     <w:link w:val="Heading1Char"/>
     <w:uiPriority w:val="9"/>
     <w:qFormat/>
-    <w:rsid w:val="00BE2542"/>
+    <w:rsid w:val="00FB0F10"/>
     <w:pPr>
-      <w:keepNext/>
-      <w:keepLines/>
-      <w:spacing w:before="240" w:after="0"/>
+      <w:numPr>
+        <w:numId w:val="4"/>
+      </w:numPr>
+      <w:pBdr>
+        <w:top w:val="single" w:sz="24" w:space="0" w:color="6F6F6F" w:themeColor="accent1"/>
+        <w:left w:val="single" w:sz="24" w:space="0" w:color="6F6F6F" w:themeColor="accent1"/>
+        <w:bottom w:val="single" w:sz="24" w:space="0" w:color="6F6F6F" w:themeColor="accent1"/>
+        <w:right w:val="single" w:sz="24" w:space="0" w:color="6F6F6F" w:themeColor="accent1"/>
+      </w:pBdr>
+      <w:shd w:val="clear" w:color="auto" w:fill="6F6F6F" w:themeFill="accent1"/>
+      <w:spacing w:after="0"/>
       <w:outlineLvl w:val="0"/>
     </w:pPr>
     <w:rPr>
-      <w:rFonts w:asciiTheme="majorHAnsi" w:eastAsiaTheme="majorEastAsia" w:hAnsiTheme="majorHAnsi" w:cstheme="majorBidi"/>
-      <w:color w:val="2F5496" w:themeColor="accent1" w:themeShade="BF"/>
-      <w:sz w:val="32"/>
-      <w:szCs w:val="32"/>
+      <w:caps/>
+      <w:color w:val="FFFFFF" w:themeColor="background1"/>
+      <w:spacing w:val="15"/>
+      <w:sz w:val="22"/>
+      <w:szCs w:val="22"/>
     </w:rPr>
   </w:style>
   <w:style w:type="paragraph" w:styleId="Heading2">
@@ -1518,18 +3935,25 @@
     <w:uiPriority w:val="9"/>
     <w:unhideWhenUsed/>
     <w:qFormat/>
-    <w:rsid w:val="00147AE3"/>
+    <w:rsid w:val="00FB0F10"/>
     <w:pPr>
-      <w:keepNext/>
-      <w:keepLines/>
-      <w:spacing w:before="40" w:after="0"/>
+      <w:numPr>
+        <w:ilvl w:val="1"/>
+        <w:numId w:val="4"/>
+      </w:numPr>
+      <w:pBdr>
+        <w:top w:val="single" w:sz="24" w:space="0" w:color="E2E2E2" w:themeColor="accent1" w:themeTint="33"/>
+        <w:left w:val="single" w:sz="24" w:space="0" w:color="E2E2E2" w:themeColor="accent1" w:themeTint="33"/>
+        <w:bottom w:val="single" w:sz="24" w:space="0" w:color="E2E2E2" w:themeColor="accent1" w:themeTint="33"/>
+        <w:right w:val="single" w:sz="24" w:space="0" w:color="E2E2E2" w:themeColor="accent1" w:themeTint="33"/>
+      </w:pBdr>
+      <w:shd w:val="clear" w:color="auto" w:fill="E2E2E2" w:themeFill="accent1" w:themeFillTint="33"/>
+      <w:spacing w:after="0"/>
       <w:outlineLvl w:val="1"/>
     </w:pPr>
     <w:rPr>
-      <w:rFonts w:asciiTheme="majorHAnsi" w:eastAsiaTheme="majorEastAsia" w:hAnsiTheme="majorHAnsi" w:cstheme="majorBidi"/>
-      <w:color w:val="2F5496" w:themeColor="accent1" w:themeShade="BF"/>
-      <w:sz w:val="26"/>
-      <w:szCs w:val="26"/>
+      <w:caps/>
+      <w:spacing w:val="15"/>
     </w:rPr>
   </w:style>
   <w:style w:type="paragraph" w:styleId="Heading3">
@@ -1540,18 +3964,179 @@
     <w:uiPriority w:val="9"/>
     <w:unhideWhenUsed/>
     <w:qFormat/>
-    <w:rsid w:val="0066709C"/>
+    <w:rsid w:val="00FB0F10"/>
     <w:pPr>
-      <w:keepNext/>
-      <w:keepLines/>
-      <w:spacing w:before="40" w:after="0"/>
+      <w:numPr>
+        <w:ilvl w:val="2"/>
+        <w:numId w:val="4"/>
+      </w:numPr>
+      <w:pBdr>
+        <w:top w:val="single" w:sz="6" w:space="2" w:color="6F6F6F" w:themeColor="accent1"/>
+      </w:pBdr>
+      <w:spacing w:before="300" w:after="0"/>
       <w:outlineLvl w:val="2"/>
     </w:pPr>
     <w:rPr>
-      <w:rFonts w:asciiTheme="majorHAnsi" w:eastAsiaTheme="majorEastAsia" w:hAnsiTheme="majorHAnsi" w:cstheme="majorBidi"/>
-      <w:color w:val="1F3763" w:themeColor="accent1" w:themeShade="7F"/>
-      <w:sz w:val="24"/>
-      <w:szCs w:val="24"/>
+      <w:caps/>
+      <w:color w:val="373737" w:themeColor="accent1" w:themeShade="7F"/>
+      <w:spacing w:val="15"/>
+    </w:rPr>
+  </w:style>
+  <w:style w:type="paragraph" w:styleId="Heading4">
+    <w:name w:val="heading 4"/>
+    <w:basedOn w:val="Normal"/>
+    <w:next w:val="Normal"/>
+    <w:link w:val="Heading4Char"/>
+    <w:uiPriority w:val="9"/>
+    <w:semiHidden/>
+    <w:unhideWhenUsed/>
+    <w:qFormat/>
+    <w:rsid w:val="00FB0F10"/>
+    <w:pPr>
+      <w:numPr>
+        <w:ilvl w:val="3"/>
+        <w:numId w:val="4"/>
+      </w:numPr>
+      <w:pBdr>
+        <w:top w:val="dotted" w:sz="6" w:space="2" w:color="6F6F6F" w:themeColor="accent1"/>
+      </w:pBdr>
+      <w:spacing w:before="200" w:after="0"/>
+      <w:outlineLvl w:val="3"/>
+    </w:pPr>
+    <w:rPr>
+      <w:caps/>
+      <w:color w:val="535353" w:themeColor="accent1" w:themeShade="BF"/>
+      <w:spacing w:val="10"/>
+    </w:rPr>
+  </w:style>
+  <w:style w:type="paragraph" w:styleId="Heading5">
+    <w:name w:val="heading 5"/>
+    <w:basedOn w:val="Normal"/>
+    <w:next w:val="Normal"/>
+    <w:link w:val="Heading5Char"/>
+    <w:uiPriority w:val="9"/>
+    <w:semiHidden/>
+    <w:unhideWhenUsed/>
+    <w:qFormat/>
+    <w:rsid w:val="00FB0F10"/>
+    <w:pPr>
+      <w:numPr>
+        <w:ilvl w:val="4"/>
+        <w:numId w:val="4"/>
+      </w:numPr>
+      <w:pBdr>
+        <w:bottom w:val="single" w:sz="6" w:space="1" w:color="6F6F6F" w:themeColor="accent1"/>
+      </w:pBdr>
+      <w:spacing w:before="200" w:after="0"/>
+      <w:outlineLvl w:val="4"/>
+    </w:pPr>
+    <w:rPr>
+      <w:caps/>
+      <w:color w:val="535353" w:themeColor="accent1" w:themeShade="BF"/>
+      <w:spacing w:val="10"/>
+    </w:rPr>
+  </w:style>
+  <w:style w:type="paragraph" w:styleId="Heading6">
+    <w:name w:val="heading 6"/>
+    <w:basedOn w:val="Normal"/>
+    <w:next w:val="Normal"/>
+    <w:link w:val="Heading6Char"/>
+    <w:uiPriority w:val="9"/>
+    <w:semiHidden/>
+    <w:unhideWhenUsed/>
+    <w:qFormat/>
+    <w:rsid w:val="00FB0F10"/>
+    <w:pPr>
+      <w:numPr>
+        <w:ilvl w:val="5"/>
+        <w:numId w:val="4"/>
+      </w:numPr>
+      <w:pBdr>
+        <w:bottom w:val="dotted" w:sz="6" w:space="1" w:color="6F6F6F" w:themeColor="accent1"/>
+      </w:pBdr>
+      <w:spacing w:before="200" w:after="0"/>
+      <w:outlineLvl w:val="5"/>
+    </w:pPr>
+    <w:rPr>
+      <w:caps/>
+      <w:color w:val="535353" w:themeColor="accent1" w:themeShade="BF"/>
+      <w:spacing w:val="10"/>
+    </w:rPr>
+  </w:style>
+  <w:style w:type="paragraph" w:styleId="Heading7">
+    <w:name w:val="heading 7"/>
+    <w:basedOn w:val="Normal"/>
+    <w:next w:val="Normal"/>
+    <w:link w:val="Heading7Char"/>
+    <w:uiPriority w:val="9"/>
+    <w:semiHidden/>
+    <w:unhideWhenUsed/>
+    <w:qFormat/>
+    <w:rsid w:val="00FB0F10"/>
+    <w:pPr>
+      <w:numPr>
+        <w:ilvl w:val="6"/>
+        <w:numId w:val="4"/>
+      </w:numPr>
+      <w:spacing w:before="200" w:after="0"/>
+      <w:outlineLvl w:val="6"/>
+    </w:pPr>
+    <w:rPr>
+      <w:caps/>
+      <w:color w:val="535353" w:themeColor="accent1" w:themeShade="BF"/>
+      <w:spacing w:val="10"/>
+    </w:rPr>
+  </w:style>
+  <w:style w:type="paragraph" w:styleId="Heading8">
+    <w:name w:val="heading 8"/>
+    <w:basedOn w:val="Normal"/>
+    <w:next w:val="Normal"/>
+    <w:link w:val="Heading8Char"/>
+    <w:uiPriority w:val="9"/>
+    <w:semiHidden/>
+    <w:unhideWhenUsed/>
+    <w:qFormat/>
+    <w:rsid w:val="00FB0F10"/>
+    <w:pPr>
+      <w:numPr>
+        <w:ilvl w:val="7"/>
+        <w:numId w:val="4"/>
+      </w:numPr>
+      <w:spacing w:before="200" w:after="0"/>
+      <w:outlineLvl w:val="7"/>
+    </w:pPr>
+    <w:rPr>
+      <w:caps/>
+      <w:spacing w:val="10"/>
+      <w:sz w:val="18"/>
+      <w:szCs w:val="18"/>
+    </w:rPr>
+  </w:style>
+  <w:style w:type="paragraph" w:styleId="Heading9">
+    <w:name w:val="heading 9"/>
+    <w:basedOn w:val="Normal"/>
+    <w:next w:val="Normal"/>
+    <w:link w:val="Heading9Char"/>
+    <w:uiPriority w:val="9"/>
+    <w:semiHidden/>
+    <w:unhideWhenUsed/>
+    <w:qFormat/>
+    <w:rsid w:val="00FB0F10"/>
+    <w:pPr>
+      <w:numPr>
+        <w:ilvl w:val="8"/>
+        <w:numId w:val="4"/>
+      </w:numPr>
+      <w:spacing w:before="200" w:after="0"/>
+      <w:outlineLvl w:val="8"/>
+    </w:pPr>
+    <w:rPr>
+      <w:i/>
+      <w:iCs/>
+      <w:caps/>
+      <w:spacing w:val="10"/>
+      <w:sz w:val="18"/>
+      <w:szCs w:val="18"/>
     </w:rPr>
   </w:style>
   <w:style w:type="character" w:default="1" w:styleId="DefaultParagraphFont">
@@ -1586,15 +4171,10 @@
     <w:link w:val="NoSpacingChar"/>
     <w:uiPriority w:val="1"/>
     <w:qFormat/>
-    <w:rsid w:val="00F84D8D"/>
+    <w:rsid w:val="00FB0F10"/>
     <w:pPr>
       <w:spacing w:after="0" w:line="240" w:lineRule="auto"/>
     </w:pPr>
-    <w:rPr>
-      <w:rFonts w:eastAsiaTheme="minorEastAsia"/>
-      <w:kern w:val="0"/>
-      <w14:ligatures w14:val="none"/>
-    </w:rPr>
   </w:style>
   <w:style w:type="character" w:customStyle="1" w:styleId="NoSpacingChar">
     <w:name w:val="No Spacing Char"/>
@@ -1602,23 +4182,20 @@
     <w:link w:val="NoSpacing"/>
     <w:uiPriority w:val="1"/>
     <w:rsid w:val="00F84D8D"/>
-    <w:rPr>
-      <w:rFonts w:eastAsiaTheme="minorEastAsia"/>
-      <w:kern w:val="0"/>
-      <w14:ligatures w14:val="none"/>
-    </w:rPr>
   </w:style>
   <w:style w:type="character" w:customStyle="1" w:styleId="Heading1Char">
     <w:name w:val="Heading 1 Char"/>
     <w:basedOn w:val="DefaultParagraphFont"/>
     <w:link w:val="Heading1"/>
     <w:uiPriority w:val="9"/>
-    <w:rsid w:val="00BE2542"/>
+    <w:rsid w:val="00FB0F10"/>
     <w:rPr>
-      <w:rFonts w:asciiTheme="majorHAnsi" w:eastAsiaTheme="majorEastAsia" w:hAnsiTheme="majorHAnsi" w:cstheme="majorBidi"/>
-      <w:color w:val="2F5496" w:themeColor="accent1" w:themeShade="BF"/>
-      <w:sz w:val="32"/>
-      <w:szCs w:val="32"/>
+      <w:caps/>
+      <w:color w:val="FFFFFF" w:themeColor="background1"/>
+      <w:spacing w:val="15"/>
+      <w:sz w:val="22"/>
+      <w:szCs w:val="22"/>
+      <w:shd w:val="clear" w:color="auto" w:fill="6F6F6F" w:themeFill="accent1"/>
     </w:rPr>
   </w:style>
   <w:style w:type="character" w:customStyle="1" w:styleId="Heading2Char">
@@ -1626,12 +4203,11 @@
     <w:basedOn w:val="DefaultParagraphFont"/>
     <w:link w:val="Heading2"/>
     <w:uiPriority w:val="9"/>
-    <w:rsid w:val="00147AE3"/>
+    <w:rsid w:val="00FB0F10"/>
     <w:rPr>
-      <w:rFonts w:asciiTheme="majorHAnsi" w:eastAsiaTheme="majorEastAsia" w:hAnsiTheme="majorHAnsi" w:cstheme="majorBidi"/>
-      <w:color w:val="2F5496" w:themeColor="accent1" w:themeShade="BF"/>
-      <w:sz w:val="26"/>
-      <w:szCs w:val="26"/>
+      <w:caps/>
+      <w:spacing w:val="15"/>
+      <w:shd w:val="clear" w:color="auto" w:fill="E2E2E2" w:themeFill="accent1" w:themeFillTint="33"/>
     </w:rPr>
   </w:style>
   <w:style w:type="paragraph" w:styleId="ListParagraph">
@@ -1652,7 +4228,7 @@
     <w:unhideWhenUsed/>
     <w:rsid w:val="00165F4D"/>
     <w:rPr>
-      <w:color w:val="0563C1" w:themeColor="hyperlink"/>
+      <w:color w:val="F28943" w:themeColor="hyperlink"/>
       <w:u w:val="single"/>
     </w:rPr>
   </w:style>
@@ -1673,21 +4249,382 @@
     <w:basedOn w:val="DefaultParagraphFont"/>
     <w:link w:val="Heading3"/>
     <w:uiPriority w:val="9"/>
-    <w:rsid w:val="0066709C"/>
+    <w:rsid w:val="00FB0F10"/>
+    <w:rPr>
+      <w:caps/>
+      <w:color w:val="373737" w:themeColor="accent1" w:themeShade="7F"/>
+      <w:spacing w:val="15"/>
+    </w:rPr>
+  </w:style>
+  <w:style w:type="character" w:customStyle="1" w:styleId="Heading4Char">
+    <w:name w:val="Heading 4 Char"/>
+    <w:basedOn w:val="DefaultParagraphFont"/>
+    <w:link w:val="Heading4"/>
+    <w:uiPriority w:val="9"/>
+    <w:semiHidden/>
+    <w:rsid w:val="00FB0F10"/>
+    <w:rPr>
+      <w:caps/>
+      <w:color w:val="535353" w:themeColor="accent1" w:themeShade="BF"/>
+      <w:spacing w:val="10"/>
+    </w:rPr>
+  </w:style>
+  <w:style w:type="character" w:customStyle="1" w:styleId="Heading5Char">
+    <w:name w:val="Heading 5 Char"/>
+    <w:basedOn w:val="DefaultParagraphFont"/>
+    <w:link w:val="Heading5"/>
+    <w:uiPriority w:val="9"/>
+    <w:semiHidden/>
+    <w:rsid w:val="00FB0F10"/>
+    <w:rPr>
+      <w:caps/>
+      <w:color w:val="535353" w:themeColor="accent1" w:themeShade="BF"/>
+      <w:spacing w:val="10"/>
+    </w:rPr>
+  </w:style>
+  <w:style w:type="character" w:customStyle="1" w:styleId="Heading6Char">
+    <w:name w:val="Heading 6 Char"/>
+    <w:basedOn w:val="DefaultParagraphFont"/>
+    <w:link w:val="Heading6"/>
+    <w:uiPriority w:val="9"/>
+    <w:semiHidden/>
+    <w:rsid w:val="00FB0F10"/>
+    <w:rPr>
+      <w:caps/>
+      <w:color w:val="535353" w:themeColor="accent1" w:themeShade="BF"/>
+      <w:spacing w:val="10"/>
+    </w:rPr>
+  </w:style>
+  <w:style w:type="character" w:customStyle="1" w:styleId="Heading7Char">
+    <w:name w:val="Heading 7 Char"/>
+    <w:basedOn w:val="DefaultParagraphFont"/>
+    <w:link w:val="Heading7"/>
+    <w:uiPriority w:val="9"/>
+    <w:semiHidden/>
+    <w:rsid w:val="00FB0F10"/>
+    <w:rPr>
+      <w:caps/>
+      <w:color w:val="535353" w:themeColor="accent1" w:themeShade="BF"/>
+      <w:spacing w:val="10"/>
+    </w:rPr>
+  </w:style>
+  <w:style w:type="character" w:customStyle="1" w:styleId="Heading8Char">
+    <w:name w:val="Heading 8 Char"/>
+    <w:basedOn w:val="DefaultParagraphFont"/>
+    <w:link w:val="Heading8"/>
+    <w:uiPriority w:val="9"/>
+    <w:semiHidden/>
+    <w:rsid w:val="00FB0F10"/>
+    <w:rPr>
+      <w:caps/>
+      <w:spacing w:val="10"/>
+      <w:sz w:val="18"/>
+      <w:szCs w:val="18"/>
+    </w:rPr>
+  </w:style>
+  <w:style w:type="character" w:customStyle="1" w:styleId="Heading9Char">
+    <w:name w:val="Heading 9 Char"/>
+    <w:basedOn w:val="DefaultParagraphFont"/>
+    <w:link w:val="Heading9"/>
+    <w:uiPriority w:val="9"/>
+    <w:semiHidden/>
+    <w:rsid w:val="00FB0F10"/>
+    <w:rPr>
+      <w:i/>
+      <w:iCs/>
+      <w:caps/>
+      <w:spacing w:val="10"/>
+      <w:sz w:val="18"/>
+      <w:szCs w:val="18"/>
+    </w:rPr>
+  </w:style>
+  <w:style w:type="paragraph" w:styleId="Caption">
+    <w:name w:val="caption"/>
+    <w:basedOn w:val="Normal"/>
+    <w:next w:val="Normal"/>
+    <w:uiPriority w:val="35"/>
+    <w:semiHidden/>
+    <w:unhideWhenUsed/>
+    <w:qFormat/>
+    <w:rsid w:val="00FB0F10"/>
+    <w:rPr>
+      <w:b/>
+      <w:bCs/>
+      <w:color w:val="535353" w:themeColor="accent1" w:themeShade="BF"/>
+      <w:sz w:val="16"/>
+      <w:szCs w:val="16"/>
+    </w:rPr>
+  </w:style>
+  <w:style w:type="paragraph" w:styleId="Title">
+    <w:name w:val="Title"/>
+    <w:basedOn w:val="Normal"/>
+    <w:next w:val="Normal"/>
+    <w:link w:val="TitleChar"/>
+    <w:uiPriority w:val="10"/>
+    <w:qFormat/>
+    <w:rsid w:val="00FB0F10"/>
+    <w:pPr>
+      <w:spacing w:before="0" w:after="0"/>
+    </w:pPr>
     <w:rPr>
       <w:rFonts w:asciiTheme="majorHAnsi" w:eastAsiaTheme="majorEastAsia" w:hAnsiTheme="majorHAnsi" w:cstheme="majorBidi"/>
-      <w:color w:val="1F3763" w:themeColor="accent1" w:themeShade="7F"/>
+      <w:caps/>
+      <w:color w:val="6F6F6F" w:themeColor="accent1"/>
+      <w:spacing w:val="10"/>
+      <w:sz w:val="52"/>
+      <w:szCs w:val="52"/>
+    </w:rPr>
+  </w:style>
+  <w:style w:type="character" w:customStyle="1" w:styleId="TitleChar">
+    <w:name w:val="Title Char"/>
+    <w:basedOn w:val="DefaultParagraphFont"/>
+    <w:link w:val="Title"/>
+    <w:uiPriority w:val="10"/>
+    <w:rsid w:val="00FB0F10"/>
+    <w:rPr>
+      <w:rFonts w:asciiTheme="majorHAnsi" w:eastAsiaTheme="majorEastAsia" w:hAnsiTheme="majorHAnsi" w:cstheme="majorBidi"/>
+      <w:caps/>
+      <w:color w:val="6F6F6F" w:themeColor="accent1"/>
+      <w:spacing w:val="10"/>
+      <w:sz w:val="52"/>
+      <w:szCs w:val="52"/>
+    </w:rPr>
+  </w:style>
+  <w:style w:type="paragraph" w:styleId="Subtitle">
+    <w:name w:val="Subtitle"/>
+    <w:basedOn w:val="Normal"/>
+    <w:next w:val="Normal"/>
+    <w:link w:val="SubtitleChar"/>
+    <w:uiPriority w:val="11"/>
+    <w:qFormat/>
+    <w:rsid w:val="00FB0F10"/>
+    <w:pPr>
+      <w:spacing w:before="0" w:after="500" w:line="240" w:lineRule="auto"/>
+    </w:pPr>
+    <w:rPr>
+      <w:caps/>
+      <w:color w:val="595959" w:themeColor="text1" w:themeTint="A6"/>
+      <w:spacing w:val="10"/>
+      <w:sz w:val="21"/>
+      <w:szCs w:val="21"/>
+    </w:rPr>
+  </w:style>
+  <w:style w:type="character" w:customStyle="1" w:styleId="SubtitleChar">
+    <w:name w:val="Subtitle Char"/>
+    <w:basedOn w:val="DefaultParagraphFont"/>
+    <w:link w:val="Subtitle"/>
+    <w:uiPriority w:val="11"/>
+    <w:rsid w:val="00FB0F10"/>
+    <w:rPr>
+      <w:caps/>
+      <w:color w:val="595959" w:themeColor="text1" w:themeTint="A6"/>
+      <w:spacing w:val="10"/>
+      <w:sz w:val="21"/>
+      <w:szCs w:val="21"/>
+    </w:rPr>
+  </w:style>
+  <w:style w:type="character" w:styleId="Strong">
+    <w:name w:val="Strong"/>
+    <w:uiPriority w:val="22"/>
+    <w:qFormat/>
+    <w:rsid w:val="00FB0F10"/>
+    <w:rPr>
+      <w:b/>
+      <w:bCs/>
+    </w:rPr>
+  </w:style>
+  <w:style w:type="character" w:styleId="Emphasis">
+    <w:name w:val="Emphasis"/>
+    <w:uiPriority w:val="20"/>
+    <w:qFormat/>
+    <w:rsid w:val="00FB0F10"/>
+    <w:rPr>
+      <w:caps/>
+      <w:color w:val="373737" w:themeColor="accent1" w:themeShade="7F"/>
+      <w:spacing w:val="5"/>
+    </w:rPr>
+  </w:style>
+  <w:style w:type="paragraph" w:styleId="Quote">
+    <w:name w:val="Quote"/>
+    <w:basedOn w:val="Normal"/>
+    <w:next w:val="Normal"/>
+    <w:link w:val="QuoteChar"/>
+    <w:uiPriority w:val="29"/>
+    <w:qFormat/>
+    <w:rsid w:val="00FB0F10"/>
+    <w:rPr>
+      <w:i/>
+      <w:iCs/>
       <w:sz w:val="24"/>
       <w:szCs w:val="24"/>
     </w:rPr>
+  </w:style>
+  <w:style w:type="character" w:customStyle="1" w:styleId="QuoteChar">
+    <w:name w:val="Quote Char"/>
+    <w:basedOn w:val="DefaultParagraphFont"/>
+    <w:link w:val="Quote"/>
+    <w:uiPriority w:val="29"/>
+    <w:rsid w:val="00FB0F10"/>
+    <w:rPr>
+      <w:i/>
+      <w:iCs/>
+      <w:sz w:val="24"/>
+      <w:szCs w:val="24"/>
+    </w:rPr>
+  </w:style>
+  <w:style w:type="paragraph" w:styleId="IntenseQuote">
+    <w:name w:val="Intense Quote"/>
+    <w:basedOn w:val="Normal"/>
+    <w:next w:val="Normal"/>
+    <w:link w:val="IntenseQuoteChar"/>
+    <w:uiPriority w:val="30"/>
+    <w:qFormat/>
+    <w:rsid w:val="00FB0F10"/>
+    <w:pPr>
+      <w:spacing w:before="240" w:after="240" w:line="240" w:lineRule="auto"/>
+      <w:ind w:left="1080" w:right="1080"/>
+      <w:jc w:val="center"/>
+    </w:pPr>
+    <w:rPr>
+      <w:color w:val="6F6F6F" w:themeColor="accent1"/>
+      <w:sz w:val="24"/>
+      <w:szCs w:val="24"/>
+    </w:rPr>
+  </w:style>
+  <w:style w:type="character" w:customStyle="1" w:styleId="IntenseQuoteChar">
+    <w:name w:val="Intense Quote Char"/>
+    <w:basedOn w:val="DefaultParagraphFont"/>
+    <w:link w:val="IntenseQuote"/>
+    <w:uiPriority w:val="30"/>
+    <w:rsid w:val="00FB0F10"/>
+    <w:rPr>
+      <w:color w:val="6F6F6F" w:themeColor="accent1"/>
+      <w:sz w:val="24"/>
+      <w:szCs w:val="24"/>
+    </w:rPr>
+  </w:style>
+  <w:style w:type="character" w:styleId="SubtleEmphasis">
+    <w:name w:val="Subtle Emphasis"/>
+    <w:uiPriority w:val="19"/>
+    <w:qFormat/>
+    <w:rsid w:val="00FB0F10"/>
+    <w:rPr>
+      <w:i/>
+      <w:iCs/>
+      <w:color w:val="373737" w:themeColor="accent1" w:themeShade="7F"/>
+    </w:rPr>
+  </w:style>
+  <w:style w:type="character" w:styleId="IntenseEmphasis">
+    <w:name w:val="Intense Emphasis"/>
+    <w:uiPriority w:val="21"/>
+    <w:qFormat/>
+    <w:rsid w:val="00FB0F10"/>
+    <w:rPr>
+      <w:b/>
+      <w:bCs/>
+      <w:caps/>
+      <w:color w:val="373737" w:themeColor="accent1" w:themeShade="7F"/>
+      <w:spacing w:val="10"/>
+    </w:rPr>
+  </w:style>
+  <w:style w:type="character" w:styleId="SubtleReference">
+    <w:name w:val="Subtle Reference"/>
+    <w:uiPriority w:val="31"/>
+    <w:qFormat/>
+    <w:rsid w:val="00FB0F10"/>
+    <w:rPr>
+      <w:b/>
+      <w:bCs/>
+      <w:color w:val="6F6F6F" w:themeColor="accent1"/>
+    </w:rPr>
+  </w:style>
+  <w:style w:type="character" w:styleId="IntenseReference">
+    <w:name w:val="Intense Reference"/>
+    <w:uiPriority w:val="32"/>
+    <w:qFormat/>
+    <w:rsid w:val="00FB0F10"/>
+    <w:rPr>
+      <w:b/>
+      <w:bCs/>
+      <w:i/>
+      <w:iCs/>
+      <w:caps/>
+      <w:color w:val="6F6F6F" w:themeColor="accent1"/>
+    </w:rPr>
+  </w:style>
+  <w:style w:type="character" w:styleId="BookTitle">
+    <w:name w:val="Book Title"/>
+    <w:uiPriority w:val="33"/>
+    <w:qFormat/>
+    <w:rsid w:val="00FB0F10"/>
+    <w:rPr>
+      <w:b/>
+      <w:bCs/>
+      <w:i/>
+      <w:iCs/>
+      <w:spacing w:val="0"/>
+    </w:rPr>
+  </w:style>
+  <w:style w:type="paragraph" w:styleId="TOCHeading">
+    <w:name w:val="TOC Heading"/>
+    <w:basedOn w:val="Heading1"/>
+    <w:next w:val="Normal"/>
+    <w:uiPriority w:val="39"/>
+    <w:unhideWhenUsed/>
+    <w:qFormat/>
+    <w:rsid w:val="00E94464"/>
+    <w:pPr>
+      <w:numPr>
+        <w:numId w:val="0"/>
+      </w:numPr>
+      <w:outlineLvl w:val="9"/>
+    </w:pPr>
+  </w:style>
+  <w:style w:type="paragraph" w:styleId="TOC1">
+    <w:name w:val="toc 1"/>
+    <w:basedOn w:val="Normal"/>
+    <w:next w:val="Normal"/>
+    <w:autoRedefine/>
+    <w:uiPriority w:val="39"/>
+    <w:unhideWhenUsed/>
+    <w:rsid w:val="00E94464"/>
+    <w:pPr>
+      <w:spacing w:after="100"/>
+    </w:pPr>
+  </w:style>
+  <w:style w:type="paragraph" w:styleId="TOC2">
+    <w:name w:val="toc 2"/>
+    <w:basedOn w:val="Normal"/>
+    <w:next w:val="Normal"/>
+    <w:autoRedefine/>
+    <w:uiPriority w:val="39"/>
+    <w:unhideWhenUsed/>
+    <w:rsid w:val="00E94464"/>
+    <w:pPr>
+      <w:spacing w:after="100"/>
+      <w:ind w:left="200"/>
+    </w:pPr>
+  </w:style>
+  <w:style w:type="paragraph" w:styleId="TOC3">
+    <w:name w:val="toc 3"/>
+    <w:basedOn w:val="Normal"/>
+    <w:next w:val="Normal"/>
+    <w:autoRedefine/>
+    <w:uiPriority w:val="39"/>
+    <w:unhideWhenUsed/>
+    <w:rsid w:val="00E94464"/>
+    <w:pPr>
+      <w:spacing w:after="100"/>
+      <w:ind w:left="400"/>
+    </w:pPr>
   </w:style>
 </w:styles>
 </file>
 
 <file path=word/theme/theme1.xml><?xml version="1.0" encoding="utf-8"?>
-<a:theme xmlns:a="http://schemas.openxmlformats.org/drawingml/2006/main" name="Office Theme">
+<a:theme xmlns:a="http://schemas.openxmlformats.org/drawingml/2006/main" name="Mesh">
   <a:themeElements>
-    <a:clrScheme name="Office">
+    <a:clrScheme name="Mesh">
       <a:dk1>
         <a:sysClr val="windowText" lastClr="000000"/>
       </a:dk1>
@@ -1695,100 +4632,48 @@
         <a:sysClr val="window" lastClr="FFFFFF"/>
       </a:lt1>
       <a:dk2>
-        <a:srgbClr val="44546A"/>
+        <a:srgbClr val="363D46"/>
       </a:dk2>
       <a:lt2>
-        <a:srgbClr val="E7E6E6"/>
+        <a:srgbClr val="EBEBEB"/>
       </a:lt2>
       <a:accent1>
-        <a:srgbClr val="4472C4"/>
+        <a:srgbClr val="6F6F6F"/>
       </a:accent1>
       <a:accent2>
-        <a:srgbClr val="ED7D31"/>
+        <a:srgbClr val="BFBFA5"/>
       </a:accent2>
       <a:accent3>
-        <a:srgbClr val="A5A5A5"/>
+        <a:srgbClr val="DCD084"/>
       </a:accent3>
       <a:accent4>
-        <a:srgbClr val="FFC000"/>
+        <a:srgbClr val="E7BF5F"/>
       </a:accent4>
       <a:accent5>
-        <a:srgbClr val="5B9BD5"/>
+        <a:srgbClr val="E9A039"/>
       </a:accent5>
       <a:accent6>
-        <a:srgbClr val="70AD47"/>
+        <a:srgbClr val="CF7133"/>
       </a:accent6>
       <a:hlink>
-        <a:srgbClr val="0563C1"/>
+        <a:srgbClr val="F28943"/>
       </a:hlink>
       <a:folHlink>
-        <a:srgbClr val="954F72"/>
+        <a:srgbClr val="F1B76C"/>
       </a:folHlink>
     </a:clrScheme>
-    <a:fontScheme name="Office">
+    <a:fontScheme name="Mesh">
       <a:majorFont>
-        <a:latin typeface="Calibri Light" panose="020F0302020204030204"/>
+        <a:latin typeface="Century Gothic" panose="020B0502020202020204"/>
         <a:ea typeface=""/>
         <a:cs typeface=""/>
-        <a:font script="Jpan" typeface="游ゴシック Light"/>
+        <a:font script="Jpan" typeface="ＭＳ ゴシック"/>
         <a:font script="Hang" typeface="맑은 고딕"/>
-        <a:font script="Hans" typeface="等线 Light"/>
+        <a:font script="Hans" typeface="宋体"/>
         <a:font script="Hant" typeface="新細明體"/>
-        <a:font script="Arab" typeface="Times New Roman"/>
-        <a:font script="Hebr" typeface="Times New Roman"/>
-        <a:font script="Thai" typeface="Angsana New"/>
-        <a:font script="Ethi" typeface="Nyala"/>
-        <a:font script="Beng" typeface="Vrinda"/>
-        <a:font script="Gujr" typeface="Shruti"/>
-        <a:font script="Khmr" typeface="MoolBoran"/>
-        <a:font script="Knda" typeface="Tunga"/>
-        <a:font script="Guru" typeface="Raavi"/>
-        <a:font script="Cans" typeface="Euphemia"/>
-        <a:font script="Cher" typeface="Plantagenet Cherokee"/>
-        <a:font script="Yiii" typeface="Microsoft Yi Baiti"/>
-        <a:font script="Tibt" typeface="Microsoft Himalaya"/>
-        <a:font script="Thaa" typeface="MV Boli"/>
-        <a:font script="Deva" typeface="Mangal"/>
-        <a:font script="Telu" typeface="Gautami"/>
-        <a:font script="Taml" typeface="Latha"/>
-        <a:font script="Syrc" typeface="Estrangelo Edessa"/>
-        <a:font script="Orya" typeface="Kalinga"/>
-        <a:font script="Mlym" typeface="Kartika"/>
-        <a:font script="Laoo" typeface="DokChampa"/>
-        <a:font script="Sinh" typeface="Iskoola Pota"/>
-        <a:font script="Mong" typeface="Mongolian Baiti"/>
-        <a:font script="Viet" typeface="Times New Roman"/>
-        <a:font script="Uigh" typeface="Microsoft Uighur"/>
-        <a:font script="Geor" typeface="Sylfaen"/>
-        <a:font script="Armn" typeface="Arial"/>
-        <a:font script="Bugi" typeface="Leelawadee UI"/>
-        <a:font script="Bopo" typeface="Microsoft JhengHei"/>
-        <a:font script="Java" typeface="Javanese Text"/>
-        <a:font script="Lisu" typeface="Segoe UI"/>
-        <a:font script="Mymr" typeface="Myanmar Text"/>
-        <a:font script="Nkoo" typeface="Ebrima"/>
-        <a:font script="Olck" typeface="Nirmala UI"/>
-        <a:font script="Osma" typeface="Ebrima"/>
-        <a:font script="Phag" typeface="Phagspa"/>
-        <a:font script="Syrn" typeface="Estrangelo Edessa"/>
-        <a:font script="Syrj" typeface="Estrangelo Edessa"/>
-        <a:font script="Syre" typeface="Estrangelo Edessa"/>
-        <a:font script="Sora" typeface="Nirmala UI"/>
-        <a:font script="Tale" typeface="Microsoft Tai Le"/>
-        <a:font script="Talu" typeface="Microsoft New Tai Lue"/>
-        <a:font script="Tfng" typeface="Ebrima"/>
-      </a:majorFont>
-      <a:minorFont>
-        <a:latin typeface="Calibri" panose="020F0502020204030204"/>
-        <a:ea typeface=""/>
-        <a:cs typeface=""/>
-        <a:font script="Jpan" typeface="游明朝"/>
-        <a:font script="Hang" typeface="맑은 고딕"/>
-        <a:font script="Hans" typeface="等线"/>
-        <a:font script="Hant" typeface="新細明體"/>
-        <a:font script="Arab" typeface="Arial"/>
-        <a:font script="Hebr" typeface="Arial"/>
-        <a:font script="Thai" typeface="Cordia New"/>
+        <a:font script="Arab" typeface="Tahoma"/>
+        <a:font script="Hebr" typeface="Gisha"/>
+        <a:font script="Thai" typeface="DilleniaUPC"/>
         <a:font script="Ethi" typeface="Nyala"/>
         <a:font script="Beng" typeface="Vrinda"/>
         <a:font script="Gujr" typeface="Shruti"/>
@@ -1809,29 +4694,47 @@
         <a:font script="Laoo" typeface="DokChampa"/>
         <a:font script="Sinh" typeface="Iskoola Pota"/>
         <a:font script="Mong" typeface="Mongolian Baiti"/>
-        <a:font script="Viet" typeface="Arial"/>
+        <a:font script="Viet" typeface="Tahoma"/>
         <a:font script="Uigh" typeface="Microsoft Uighur"/>
         <a:font script="Geor" typeface="Sylfaen"/>
-        <a:font script="Armn" typeface="Arial"/>
-        <a:font script="Bugi" typeface="Leelawadee UI"/>
-        <a:font script="Bopo" typeface="Microsoft JhengHei"/>
-        <a:font script="Java" typeface="Javanese Text"/>
-        <a:font script="Lisu" typeface="Segoe UI"/>
-        <a:font script="Mymr" typeface="Myanmar Text"/>
-        <a:font script="Nkoo" typeface="Ebrima"/>
-        <a:font script="Olck" typeface="Nirmala UI"/>
-        <a:font script="Osma" typeface="Ebrima"/>
-        <a:font script="Phag" typeface="Phagspa"/>
-        <a:font script="Syrn" typeface="Estrangelo Edessa"/>
-        <a:font script="Syrj" typeface="Estrangelo Edessa"/>
-        <a:font script="Syre" typeface="Estrangelo Edessa"/>
-        <a:font script="Sora" typeface="Nirmala UI"/>
-        <a:font script="Tale" typeface="Microsoft Tai Le"/>
-        <a:font script="Talu" typeface="Microsoft New Tai Lue"/>
-        <a:font script="Tfng" typeface="Ebrima"/>
+      </a:majorFont>
+      <a:minorFont>
+        <a:latin typeface="Century Gothic" panose="020B0502020202020204"/>
+        <a:ea typeface=""/>
+        <a:cs typeface=""/>
+        <a:font script="Jpan" typeface="ＭＳ ゴシック"/>
+        <a:font script="Hang" typeface="맑은 고딕"/>
+        <a:font script="Hans" typeface="宋体"/>
+        <a:font script="Hant" typeface="新細明體"/>
+        <a:font script="Arab" typeface="Tahoma"/>
+        <a:font script="Hebr" typeface="Gisha"/>
+        <a:font script="Thai" typeface="DilleniaUPC"/>
+        <a:font script="Ethi" typeface="Nyala"/>
+        <a:font script="Beng" typeface="Vrinda"/>
+        <a:font script="Gujr" typeface="Shruti"/>
+        <a:font script="Khmr" typeface="DaunPenh"/>
+        <a:font script="Knda" typeface="Tunga"/>
+        <a:font script="Guru" typeface="Raavi"/>
+        <a:font script="Cans" typeface="Euphemia"/>
+        <a:font script="Cher" typeface="Plantagenet Cherokee"/>
+        <a:font script="Yiii" typeface="Microsoft Yi Baiti"/>
+        <a:font script="Tibt" typeface="Microsoft Himalaya"/>
+        <a:font script="Thaa" typeface="MV Boli"/>
+        <a:font script="Deva" typeface="Mangal"/>
+        <a:font script="Telu" typeface="Gautami"/>
+        <a:font script="Taml" typeface="Latha"/>
+        <a:font script="Syrc" typeface="Estrangelo Edessa"/>
+        <a:font script="Orya" typeface="Kalinga"/>
+        <a:font script="Mlym" typeface="Kartika"/>
+        <a:font script="Laoo" typeface="DokChampa"/>
+        <a:font script="Sinh" typeface="Iskoola Pota"/>
+        <a:font script="Mong" typeface="Mongolian Baiti"/>
+        <a:font script="Viet" typeface="Verdana"/>
+        <a:font script="Uigh" typeface="Microsoft Uighur"/>
+        <a:font script="Geor" typeface="Sylfaen"/>
       </a:minorFont>
     </a:fontScheme>
-    <a:fmtScheme name="Office">
+    <a:fmtScheme name="Mesh">
       <a:fillStyleLst>
         <a:solidFill>
           <a:schemeClr val="phClr"/>
@@ -1840,23 +4743,13 @@
           <a:gsLst>
             <a:gs pos="0">
               <a:schemeClr val="phClr">
+                <a:tint val="60000"/>
                 <a:lumMod val="110000"/>
-                <a:satMod val="105000"/>
-                <a:tint val="67000"/>
-              </a:schemeClr>
-            </a:gs>
-            <a:gs pos="50000">
-              <a:schemeClr val="phClr">
-                <a:lumMod val="105000"/>
-                <a:satMod val="103000"/>
-                <a:tint val="73000"/>
               </a:schemeClr>
             </a:gs>
             <a:gs pos="100000">
               <a:schemeClr val="phClr">
-                <a:lumMod val="105000"/>
-                <a:satMod val="109000"/>
-                <a:tint val="81000"/>
+                <a:tint val="82000"/>
               </a:schemeClr>
             </a:gs>
           </a:gsLst>
@@ -1866,23 +4759,14 @@
           <a:gsLst>
             <a:gs pos="0">
               <a:schemeClr val="phClr">
-                <a:satMod val="103000"/>
-                <a:lumMod val="102000"/>
-                <a:tint val="94000"/>
-              </a:schemeClr>
-            </a:gs>
-            <a:gs pos="50000">
-              <a:schemeClr val="phClr">
-                <a:satMod val="110000"/>
-                <a:lumMod val="100000"/>
-                <a:shade val="100000"/>
+                <a:tint val="96000"/>
+                <a:lumMod val="104000"/>
               </a:schemeClr>
             </a:gs>
             <a:gs pos="100000">
               <a:schemeClr val="phClr">
-                <a:lumMod val="99000"/>
-                <a:satMod val="120000"/>
-                <a:shade val="78000"/>
+                <a:shade val="84000"/>
+                <a:lumMod val="84000"/>
               </a:schemeClr>
             </a:gs>
           </a:gsLst>
@@ -1890,26 +4774,23 @@
         </a:gradFill>
       </a:fillStyleLst>
       <a:lnStyleLst>
-        <a:ln w="6350" cap="flat" cmpd="sng" algn="ctr">
+        <a:ln w="9525" cap="rnd" cmpd="sng" algn="ctr">
           <a:solidFill>
             <a:schemeClr val="phClr"/>
           </a:solidFill>
           <a:prstDash val="solid"/>
-          <a:miter lim="800000"/>
         </a:ln>
-        <a:ln w="12700" cap="flat" cmpd="sng" algn="ctr">
+        <a:ln w="19050" cap="rnd" cmpd="sng" algn="ctr">
           <a:solidFill>
             <a:schemeClr val="phClr"/>
           </a:solidFill>
           <a:prstDash val="solid"/>
-          <a:miter lim="800000"/>
         </a:ln>
-        <a:ln w="19050" cap="flat" cmpd="sng" algn="ctr">
+        <a:ln w="25400" cap="rnd" cmpd="sng" algn="ctr">
           <a:solidFill>
             <a:schemeClr val="phClr"/>
           </a:solidFill>
           <a:prstDash val="solid"/>
-          <a:miter lim="800000"/>
         </a:ln>
       </a:lnStyleLst>
       <a:effectStyleLst>
@@ -1917,55 +4798,72 @@
           <a:effectLst/>
         </a:effectStyle>
         <a:effectStyle>
-          <a:effectLst/>
+          <a:effectLst>
+            <a:innerShdw blurRad="50800" dist="25400" dir="13500000">
+              <a:srgbClr val="000000">
+                <a:alpha val="55000"/>
+              </a:srgbClr>
+            </a:innerShdw>
+          </a:effectLst>
         </a:effectStyle>
         <a:effectStyle>
           <a:effectLst>
-            <a:outerShdw blurRad="57150" dist="19050" dir="5400000" algn="ctr" rotWithShape="0">
+            <a:outerShdw blurRad="50800" dist="38100" dir="5400000" rotWithShape="0">
               <a:srgbClr val="000000">
-                <a:alpha val="63000"/>
+                <a:alpha val="60000"/>
               </a:srgbClr>
             </a:outerShdw>
           </a:effectLst>
+          <a:scene3d>
+            <a:camera prst="orthographicFront">
+              <a:rot lat="0" lon="0" rev="0"/>
+            </a:camera>
+            <a:lightRig rig="threePt" dir="tl"/>
+          </a:scene3d>
+          <a:sp3d>
+            <a:bevelT w="25400" h="25400" prst="slope"/>
+          </a:sp3d>
         </a:effectStyle>
       </a:effectStyleLst>
       <a:bgFillStyleLst>
         <a:solidFill>
           <a:schemeClr val="phClr"/>
         </a:solidFill>
-        <a:solidFill>
-          <a:schemeClr val="phClr">
-            <a:tint val="95000"/>
-            <a:satMod val="170000"/>
-          </a:schemeClr>
-        </a:solidFill>
         <a:gradFill rotWithShape="1">
           <a:gsLst>
             <a:gs pos="0">
               <a:schemeClr val="phClr">
-                <a:tint val="93000"/>
-                <a:satMod val="150000"/>
-                <a:shade val="98000"/>
-                <a:lumMod val="102000"/>
-              </a:schemeClr>
-            </a:gs>
-            <a:gs pos="50000">
-              <a:schemeClr val="phClr">
-                <a:tint val="98000"/>
-                <a:satMod val="130000"/>
-                <a:shade val="90000"/>
-                <a:lumMod val="103000"/>
+                <a:tint val="90000"/>
+                <a:lumMod val="110000"/>
               </a:schemeClr>
             </a:gs>
             <a:gs pos="100000">
               <a:schemeClr val="phClr">
-                <a:shade val="63000"/>
-                <a:satMod val="120000"/>
+                <a:shade val="64000"/>
+                <a:lumMod val="98000"/>
               </a:schemeClr>
             </a:gs>
           </a:gsLst>
           <a:lin ang="5400000" scaled="0"/>
         </a:gradFill>
+        <a:blipFill rotWithShape="1">
+          <a:blip xmlns:r="http://schemas.openxmlformats.org/officeDocument/2006/relationships" r:embed="rId1">
+            <a:duotone>
+              <a:schemeClr val="phClr">
+                <a:shade val="28000"/>
+                <a:satMod val="94000"/>
+                <a:lumMod val="20000"/>
+              </a:schemeClr>
+              <a:schemeClr val="phClr">
+                <a:tint val="94000"/>
+                <a:shade val="84000"/>
+                <a:satMod val="148000"/>
+                <a:lumMod val="114000"/>
+              </a:schemeClr>
+            </a:duotone>
+          </a:blip>
+          <a:stretch/>
+        </a:blipFill>
       </a:bgFillStyleLst>
     </a:fmtScheme>
   </a:themeElements>
@@ -1973,7 +4871,7 @@
   <a:extraClrSchemeLst/>
   <a:extLst>
     <a:ext uri="{05A4C25C-085E-4340-85A3-A5531E510DB2}">
-      <thm15:themeFamily xmlns:thm15="http://schemas.microsoft.com/office/thememl/2012/main" name="Office Theme" id="{62F939B6-93AF-4DB8-9C6B-D6C7DFDC589F}" vid="{4A3C46E8-61CC-4603-A589-7422A47A8E4A}"/>
+      <thm15:themeFamily xmlns:thm15="http://schemas.microsoft.com/office/thememl/2012/main" name="Mesh" id="{789EC3FE-34FD-429C-9918-760025E6C145}" vid="{B8BE45C0-8141-4D58-8C71-A009BC26FBBB}"/>
     </a:ext>
   </a:extLst>
 </a:theme>
@@ -1990,10 +4888,22 @@
 </CoverPageProperties>
 </file>
 
+<file path=customXml/item2.xml><?xml version="1.0" encoding="utf-8"?>
+<b:Sources xmlns:b="http://schemas.openxmlformats.org/officeDocument/2006/bibliography" xmlns="http://schemas.openxmlformats.org/officeDocument/2006/bibliography" SelectedStyle="\APASixthEditionOfficeOnline.xsl" StyleName="APA" Version="6"/>
+</file>
+
 <file path=customXml/itemProps1.xml><?xml version="1.0" encoding="utf-8"?>
 <ds:datastoreItem xmlns:ds="http://schemas.openxmlformats.org/officeDocument/2006/customXml" ds:itemID="{55AF091B-3C7A-41E3-B477-F2FDAA23CFDA}">
   <ds:schemaRefs>
     <ds:schemaRef ds:uri="http://schemas.microsoft.com/office/2006/coverPageProps"/>
   </ds:schemaRefs>
 </ds:datastoreItem>
+</file>
+
+<file path=customXml/itemProps2.xml><?xml version="1.0" encoding="utf-8"?>
+<ds:datastoreItem xmlns:ds="http://schemas.openxmlformats.org/officeDocument/2006/customXml" ds:itemID="{FB34935D-0A7F-4ABA-8377-5D591472BC93}">
+  <ds:schemaRefs>
+    <ds:schemaRef ds:uri="http://schemas.openxmlformats.org/officeDocument/2006/bibliography"/>
+  </ds:schemaRefs>
+</ds:datastoreItem>
 </file>
--- a/docs/documentation.docx
+++ b/docs/documentation.docx
@@ -2815,6 +2815,64 @@
     <w:p>
       <w:r>
         <w:t>I empirically determined that communication was most reliable using the highest speed (SPEED_2M). Communication was less reliable using the medium speed (SPEED_1M). I could not get any successful communication using the slow speed (SPEED_250K).</w:t>
+      </w:r>
+    </w:p>
+    <w:p>
+      <w:r>
+        <w:t xml:space="preserve">When I was comparing a working case at 2M speed against a failing case at 1M speed, I noticed that the passing case had a much longer CSN </w:t>
+      </w:r>
+      <w:proofErr w:type="spellStart"/>
+      <w:r>
+        <w:t>deassertion</w:t>
+      </w:r>
+      <w:proofErr w:type="spellEnd"/>
+      <w:r>
+        <w:t xml:space="preserve"> time prior to the first </w:t>
+      </w:r>
+      <w:proofErr w:type="spellStart"/>
+      <w:r>
+        <w:t>send_done</w:t>
+      </w:r>
+      <w:proofErr w:type="spellEnd"/>
+      <w:r>
+        <w:t xml:space="preserve"> call where reading the STATUS register asserts CSN. Comparing the two cases, the passing case, CSN was </w:t>
+      </w:r>
+      <w:proofErr w:type="spellStart"/>
+      <w:r>
+        <w:t>deasserted</w:t>
+      </w:r>
+      <w:proofErr w:type="spellEnd"/>
+      <w:r>
+        <w:t xml:space="preserve"> for almost 1ms, while in the failing case it was much shorter, 150us.</w:t>
+      </w:r>
+    </w:p>
+    <w:p>
+      <w:r>
+        <w:t xml:space="preserve">As an experiment, I added a fairly long sleep command (2000us) at the end of </w:t>
+      </w:r>
+      <w:proofErr w:type="spellStart"/>
+      <w:r>
+        <w:t>send_start</w:t>
+      </w:r>
+      <w:proofErr w:type="spellEnd"/>
+      <w:r>
+        <w:t xml:space="preserve"> after the assertion/</w:t>
+      </w:r>
+      <w:proofErr w:type="spellStart"/>
+      <w:r>
+        <w:t>deassertion</w:t>
+      </w:r>
+      <w:proofErr w:type="spellEnd"/>
+      <w:r>
+        <w:t xml:space="preserve"> of CE. This has the effect of delaying the first call to </w:t>
+      </w:r>
+      <w:proofErr w:type="spellStart"/>
+      <w:r>
+        <w:t>start_done</w:t>
+      </w:r>
+      <w:proofErr w:type="spellEnd"/>
+      <w:r>
+        <w:t xml:space="preserve"> where CSN is asserted for the first STATUS register read.</w:t>
       </w:r>
     </w:p>
     <w:sectPr>
